--- a/kit/UNDERCITY_Binder_TRN.docx
+++ b/kit/UNDERCITY_Binder_TRN.docx
@@ -4416,31 +4416,6 @@
     </w:tbl>
     <w:p>
       <w:pPr>
-        <w:spacing w:after="60" w:before="120"/>
-      </w:pPr>
-      <w:r>
-        <w:rPr>
-          <w:rFonts w:ascii="Arial" w:cs="Arial" w:eastAsia="Arial" w:hAnsi="Arial"/>
-          <w:b/>
-          <w:bCs/>
-          <w:color w:val="B00000"/>
-          <w:sz w:val="20"/>
-          <w:szCs w:val="20"/>
-        </w:rPr>
-        <w:t xml:space="preserve">TIME LIMIT: </w:t>
-      </w:r>
-      <w:r>
-        <w:rPr>
-          <w:rFonts w:ascii="Arial" w:cs="Arial" w:eastAsia="Arial" w:hAnsi="Arial"/>
-          <w:color w:val="1A1A1A"/>
-          <w:sz w:val="20"/>
-          <w:szCs w:val="20"/>
-        </w:rPr>
-        <w:t xml:space="preserve">06:00 from alert. After that the fault is not recoverable by this procedure.</w:t>
-      </w:r>
-    </w:p>
-    <w:p>
-      <w:pPr>
         <w:spacing w:after="60"/>
         <w:ind w:left="340" w:hanging="340"/>
       </w:pPr>
@@ -4859,31 +4834,6 @@
         </w:tc>
       </w:tr>
     </w:tbl>
-    <w:p>
-      <w:pPr>
-        <w:spacing w:after="60" w:before="120"/>
-      </w:pPr>
-      <w:r>
-        <w:rPr>
-          <w:rFonts w:ascii="Arial" w:cs="Arial" w:eastAsia="Arial" w:hAnsi="Arial"/>
-          <w:b/>
-          <w:bCs/>
-          <w:color w:val="B00000"/>
-          <w:sz w:val="20"/>
-          <w:szCs w:val="20"/>
-        </w:rPr>
-        <w:t xml:space="preserve">TIME LIMIT: </w:t>
-      </w:r>
-      <w:r>
-        <w:rPr>
-          <w:rFonts w:ascii="Arial" w:cs="Arial" w:eastAsia="Arial" w:hAnsi="Arial"/>
-          <w:color w:val="1A1A1A"/>
-          <w:sz w:val="20"/>
-          <w:szCs w:val="20"/>
-        </w:rPr>
-        <w:t xml:space="preserve">10:00 from alert. After that the fault is not recoverable by this procedure.</w:t>
-      </w:r>
-    </w:p>
     <w:p>
       <w:pPr>
         <w:spacing w:after="60"/>

--- a/kit/UNDERCITY_Binder_TRN.docx
+++ b/kit/UNDERCITY_Binder_TRN.docx
@@ -1801,7 +1801,7 @@
                 <w:sz w:val="20"/>
                 <w:szCs w:val="20"/>
               </w:rPr>
-              <w:t xml:space="preserve">F-106</w:t>
+              <w:t xml:space="preserve">F-104</w:t>
             </w:r>
           </w:p>
         </w:tc>
@@ -1936,7 +1936,7 @@
                 <w:sz w:val="20"/>
                 <w:szCs w:val="20"/>
               </w:rPr>
-              <w:t xml:space="preserve">Procedure P-04</w:t>
+              <w:t xml:space="preserve">Procedure P-03</w:t>
             </w:r>
           </w:p>
         </w:tc>
@@ -2019,7 +2019,7 @@
                 <w:sz w:val="20"/>
                 <w:szCs w:val="20"/>
               </w:rPr>
-              <w:t xml:space="preserve">Procedure P-05</w:t>
+              <w:t xml:space="preserve">Procedure P-04</w:t>
             </w:r>
           </w:p>
         </w:tc>
@@ -2102,7 +2102,7 @@
                 <w:sz w:val="20"/>
                 <w:szCs w:val="20"/>
               </w:rPr>
-              <w:t xml:space="preserve">Procedure P-06</w:t>
+              <w:t xml:space="preserve">Procedure P-05</w:t>
             </w:r>
           </w:p>
         </w:tc>
@@ -2185,7 +2185,7 @@
                 <w:sz w:val="20"/>
                 <w:szCs w:val="20"/>
               </w:rPr>
-              <w:t xml:space="preserve">Procedure P-07</w:t>
+              <w:t xml:space="preserve">Procedure P-06</w:t>
             </w:r>
           </w:p>
         </w:tc>
@@ -3101,7 +3101,7 @@
                 <w:sz w:val="20"/>
                 <w:szCs w:val="20"/>
               </w:rPr>
-              <w:t xml:space="preserve">F-106</w:t>
+              <w:t xml:space="preserve">F-104</w:t>
             </w:r>
           </w:p>
         </w:tc>
@@ -3242,7 +3242,7 @@
           <w:sz w:val="20"/>
           <w:szCs w:val="20"/>
         </w:rPr>
-        <w:t xml:space="preserve">Confirm the fault code on the alert card matches F-106.</w:t>
+        <w:t xml:space="preserve">Confirm the fault code on the alert card matches F-104.</w:t>
       </w:r>
     </w:p>
     <w:p>
@@ -3409,7 +3409,7 @@
           <w:sz w:val="24"/>
           <w:szCs w:val="24"/>
         </w:rPr>
-        <w:t xml:space="preserve">PROCEDURE P-04</w:t>
+        <w:t xml:space="preserve">PROCEDURE P-03</w:t>
       </w:r>
       <w:r>
         <w:rPr>
@@ -3734,7 +3734,7 @@
           <w:sz w:val="20"/>
           <w:szCs w:val="20"/>
         </w:rPr>
-        <w:t xml:space="preserve">Enter the resolution code on the sector console in the format P-04-[VALUE], substituting the value(s) above. Values are three digits.</w:t>
+        <w:t xml:space="preserve">Enter the resolution code on the sector console in the format P-03-[VALUE], substituting the value(s) above. Values are three digits.</w:t>
       </w:r>
     </w:p>
     <w:p>
@@ -3786,7 +3786,7 @@
           <w:sz w:val="20"/>
           <w:szCs w:val="20"/>
         </w:rPr>
-        <w:t xml:space="preserve">P-04-[VALUE]</w:t>
+        <w:t xml:space="preserve">P-03-[VALUE]</w:t>
       </w:r>
     </w:p>
     <w:p>
@@ -3805,7 +3805,7 @@
           <w:sz w:val="24"/>
           <w:szCs w:val="24"/>
         </w:rPr>
-        <w:t xml:space="preserve">PROCEDURE P-05</w:t>
+        <w:t xml:space="preserve">PROCEDURE P-04</w:t>
       </w:r>
       <w:r>
         <w:rPr>
@@ -4130,7 +4130,7 @@
           <w:sz w:val="20"/>
           <w:szCs w:val="20"/>
         </w:rPr>
-        <w:t xml:space="preserve">Enter the resolution code on the sector console in the format P-05-[VALUE], substituting the value(s) above. Values are three digits.</w:t>
+        <w:t xml:space="preserve">Enter the resolution code on the sector console in the format P-04-[VALUE], substituting the value(s) above. Values are three digits.</w:t>
       </w:r>
     </w:p>
     <w:p>
@@ -4182,7 +4182,7 @@
           <w:sz w:val="20"/>
           <w:szCs w:val="20"/>
         </w:rPr>
-        <w:t xml:space="preserve">P-05-[VALUE]</w:t>
+        <w:t xml:space="preserve">P-04-[VALUE]</w:t>
       </w:r>
     </w:p>
     <w:p>
@@ -4206,7 +4206,7 @@
           <w:sz w:val="24"/>
           <w:szCs w:val="24"/>
         </w:rPr>
-        <w:t xml:space="preserve">PROCEDURE P-06</w:t>
+        <w:t xml:space="preserve">PROCEDURE P-05</w:t>
       </w:r>
       <w:r>
         <w:rPr>
@@ -4555,7 +4555,7 @@
           <w:sz w:val="20"/>
           <w:szCs w:val="20"/>
         </w:rPr>
-        <w:t xml:space="preserve">Enter the resolution code on the sector console in the format P-06-[VALUE]-[VALUE 2], substituting the value(s) above. Values are three digits.</w:t>
+        <w:t xml:space="preserve">Enter the resolution code on the sector console in the format P-05-[VALUE]-[VALUE 2], substituting the value(s) above. Values are three digits.</w:t>
       </w:r>
     </w:p>
     <w:p>
@@ -4607,7 +4607,7 @@
           <w:sz w:val="20"/>
           <w:szCs w:val="20"/>
         </w:rPr>
-        <w:t xml:space="preserve">P-06-[VALUE]-[VALUE 2]</w:t>
+        <w:t xml:space="preserve">P-05-[VALUE]-[VALUE 2]</w:t>
       </w:r>
     </w:p>
     <w:p>
@@ -4626,7 +4626,7 @@
           <w:sz w:val="24"/>
           <w:szCs w:val="24"/>
         </w:rPr>
-        <w:t xml:space="preserve">PROCEDURE P-07</w:t>
+        <w:t xml:space="preserve">PROCEDURE P-06</w:t>
       </w:r>
       <w:r>
         <w:rPr>
@@ -4975,7 +4975,7 @@
           <w:sz w:val="20"/>
           <w:szCs w:val="20"/>
         </w:rPr>
-        <w:t xml:space="preserve">Enter the resolution code on the sector console in the format P-07-[VALUE]-[VALUE 2], substituting the value(s) above. Values are three digits.</w:t>
+        <w:t xml:space="preserve">Enter the resolution code on the sector console in the format P-06-[VALUE]-[VALUE 2], substituting the value(s) above. Values are three digits.</w:t>
       </w:r>
     </w:p>
     <w:p>
@@ -5027,7 +5027,7 @@
           <w:sz w:val="20"/>
           <w:szCs w:val="20"/>
         </w:rPr>
-        <w:t xml:space="preserve">P-07-[VALUE]-[VALUE 2]</w:t>
+        <w:t xml:space="preserve">P-06-[VALUE]-[VALUE 2]</w:t>
       </w:r>
     </w:p>
     <w:p>

--- a/kit/UNDERCITY_Binder_TRN.docx
+++ b/kit/UNDERCITY_Binder_TRN.docx
@@ -336,7 +336,7 @@
                 <w:sz w:val="20"/>
                 <w:szCs w:val="20"/>
               </w:rPr>
-              <w:t xml:space="preserve">2 ⚡ Power Cells + 1 💧 Water Unit per cycle</w:t>
+              <w:t xml:space="preserve">2 ⚡ Power Cells + 1 💧 Water Unit per round</w:t>
             </w:r>
           </w:p>
         </w:tc>
@@ -1027,7 +1027,7 @@
                 <w:sz w:val="20"/>
                 <w:szCs w:val="20"/>
               </w:rPr>
-              <w:t xml:space="preserve">2 ⚡ Power Cells + 1 💧 Water Unit per cycle</w:t>
+              <w:t xml:space="preserve">2 ⚡ Power Cells + 1 💧 Water Unit per round</w:t>
             </w:r>
           </w:p>
         </w:tc>

--- a/kit/UNDERCITY_Binder_TRN.docx
+++ b/kit/UNDERCITY_Binder_TRN.docx
@@ -2186,6 +2186,172 @@
                 <w:szCs w:val="20"/>
               </w:rPr>
               <w:t xml:space="preserve">Procedure P-06</w:t>
+            </w:r>
+          </w:p>
+        </w:tc>
+      </w:tr>
+      <w:tr>
+        <w:tc>
+          <w:tcPr>
+            <w:tcW w:type="dxa" w:w="1800"/>
+            <w:tcMar>
+              <w:top w:type="dxa" w:w="60"/>
+              <w:left w:type="dxa" w:w="100"/>
+              <w:bottom w:type="dxa" w:w="60"/>
+              <w:right w:type="dxa" w:w="100"/>
+            </w:tcMar>
+            <w:vAlign w:val="top"/>
+          </w:tcPr>
+          <w:p>
+            <w:pPr>
+              <w:spacing w:after="0"/>
+              <w:jc w:val="left"/>
+            </w:pPr>
+            <w:r>
+              <w:rPr>
+                <w:rFonts w:ascii="Courier New" w:cs="Courier New" w:eastAsia="Courier New" w:hAnsi="Courier New"/>
+                <w:b/>
+                <w:bCs/>
+                <w:color w:val="1A1A1A"/>
+                <w:sz w:val="20"/>
+                <w:szCs w:val="20"/>
+              </w:rPr>
+              <w:t xml:space="preserve">F-507</w:t>
+            </w:r>
+          </w:p>
+        </w:tc>
+        <w:tc>
+          <w:tcPr>
+            <w:tcW w:type="dxa" w:w="4200"/>
+            <w:tcMar>
+              <w:top w:type="dxa" w:w="60"/>
+              <w:left w:type="dxa" w:w="100"/>
+              <w:bottom w:type="dxa" w:w="60"/>
+              <w:right w:type="dxa" w:w="100"/>
+            </w:tcMar>
+            <w:vAlign w:val="top"/>
+          </w:tcPr>
+          <w:p>
+            <w:pPr>
+              <w:spacing w:after="0"/>
+              <w:jc w:val="left"/>
+            </w:pPr>
+            <w:r>
+              <w:rPr>
+                <w:rFonts w:ascii="Arial" w:cs="Arial" w:eastAsia="Arial" w:hAnsi="Arial"/>
+                <w:color w:val="1A1A1A"/>
+                <w:sz w:val="20"/>
+                <w:szCs w:val="20"/>
+              </w:rPr>
+              <w:t xml:space="preserve">Freight spur cooling signal mismatch</w:t>
+            </w:r>
+          </w:p>
+        </w:tc>
+        <w:tc>
+          <w:tcPr>
+            <w:tcW w:type="dxa" w:w="3026"/>
+            <w:tcMar>
+              <w:top w:type="dxa" w:w="60"/>
+              <w:left w:type="dxa" w:w="100"/>
+              <w:bottom w:type="dxa" w:w="60"/>
+              <w:right w:type="dxa" w:w="100"/>
+            </w:tcMar>
+          </w:tcPr>
+          <w:p>
+            <w:pPr>
+              <w:spacing w:after="0"/>
+            </w:pPr>
+            <w:r>
+              <w:rPr>
+                <w:rFonts w:ascii="Courier New" w:cs="Courier New" w:eastAsia="Courier New" w:hAnsi="Courier New"/>
+                <w:color w:val="1A1A1A"/>
+                <w:sz w:val="20"/>
+                <w:szCs w:val="20"/>
+              </w:rPr>
+              <w:t xml:space="preserve">Procedure P-07</w:t>
+            </w:r>
+          </w:p>
+        </w:tc>
+      </w:tr>
+      <w:tr>
+        <w:tc>
+          <w:tcPr>
+            <w:tcW w:type="dxa" w:w="1800"/>
+            <w:tcMar>
+              <w:top w:type="dxa" w:w="60"/>
+              <w:left w:type="dxa" w:w="100"/>
+              <w:bottom w:type="dxa" w:w="60"/>
+              <w:right w:type="dxa" w:w="100"/>
+            </w:tcMar>
+            <w:vAlign w:val="top"/>
+          </w:tcPr>
+          <w:p>
+            <w:pPr>
+              <w:spacing w:after="0"/>
+              <w:jc w:val="left"/>
+            </w:pPr>
+            <w:r>
+              <w:rPr>
+                <w:rFonts w:ascii="Courier New" w:cs="Courier New" w:eastAsia="Courier New" w:hAnsi="Courier New"/>
+                <w:b/>
+                <w:bCs/>
+                <w:color w:val="1A1A1A"/>
+                <w:sz w:val="20"/>
+                <w:szCs w:val="20"/>
+              </w:rPr>
+              <w:t xml:space="preserve">F-508</w:t>
+            </w:r>
+          </w:p>
+        </w:tc>
+        <w:tc>
+          <w:tcPr>
+            <w:tcW w:type="dxa" w:w="4200"/>
+            <w:tcMar>
+              <w:top w:type="dxa" w:w="60"/>
+              <w:left w:type="dxa" w:w="100"/>
+              <w:bottom w:type="dxa" w:w="60"/>
+              <w:right w:type="dxa" w:w="100"/>
+            </w:tcMar>
+            <w:vAlign w:val="top"/>
+          </w:tcPr>
+          <w:p>
+            <w:pPr>
+              <w:spacing w:after="0"/>
+              <w:jc w:val="left"/>
+            </w:pPr>
+            <w:r>
+              <w:rPr>
+                <w:rFonts w:ascii="Arial" w:cs="Arial" w:eastAsia="Arial" w:hAnsi="Arial"/>
+                <w:color w:val="1A1A1A"/>
+                <w:sz w:val="20"/>
+                <w:szCs w:val="20"/>
+              </w:rPr>
+              <w:t xml:space="preserve">Emergency tunnel routing blackout</w:t>
+            </w:r>
+          </w:p>
+        </w:tc>
+        <w:tc>
+          <w:tcPr>
+            <w:tcW w:type="dxa" w:w="3026"/>
+            <w:tcMar>
+              <w:top w:type="dxa" w:w="60"/>
+              <w:left w:type="dxa" w:w="100"/>
+              <w:bottom w:type="dxa" w:w="60"/>
+              <w:right w:type="dxa" w:w="100"/>
+            </w:tcMar>
+          </w:tcPr>
+          <w:p>
+            <w:pPr>
+              <w:spacing w:after="0"/>
+            </w:pPr>
+            <w:r>
+              <w:rPr>
+                <w:rFonts w:ascii="Courier New" w:cs="Courier New" w:eastAsia="Courier New" w:hAnsi="Courier New"/>
+                <w:color w:val="1A1A1A"/>
+                <w:sz w:val="20"/>
+                <w:szCs w:val="20"/>
+              </w:rPr>
+              <w:t xml:space="preserve">Procedure P-08</w:t>
             </w:r>
           </w:p>
         </w:tc>
@@ -5031,6 +5197,822 @@
       </w:r>
     </w:p>
     <w:p>
+      <w:pPr>
+        <w:pBdr>
+          <w:bottom w:val="single" w:color="9A9A9A" w:sz="8"/>
+        </w:pBdr>
+        <w:spacing w:after="100" w:before="240"/>
+      </w:pPr>
+      <w:r>
+        <w:rPr>
+          <w:rFonts w:ascii="Courier New" w:cs="Courier New" w:eastAsia="Courier New" w:hAnsi="Courier New"/>
+          <w:b/>
+          <w:bCs/>
+          <w:color w:val="9A9A9A"/>
+          <w:sz w:val="24"/>
+          <w:szCs w:val="24"/>
+        </w:rPr>
+        <w:t xml:space="preserve">PROCEDURE P-07</w:t>
+      </w:r>
+      <w:r>
+        <w:rPr>
+          <w:rFonts w:ascii="Arial" w:cs="Arial" w:eastAsia="Arial" w:hAnsi="Arial"/>
+          <w:b/>
+          <w:bCs/>
+          <w:color w:val="1A1A1A"/>
+          <w:sz w:val="24"/>
+          <w:szCs w:val="24"/>
+        </w:rPr>
+        <w:t xml:space="preserve">   Freight spur cooling signal mismatch</w:t>
+      </w:r>
+    </w:p>
+    <w:tbl>
+      <w:tblPr>
+        <w:tblW w:type="dxa" w:w="9026"/>
+        <w:tblBorders>
+          <w:top w:val="single" w:color="BFBFBF" w:sz="4"/>
+          <w:left w:val="single" w:color="BFBFBF" w:sz="4"/>
+          <w:bottom w:val="single" w:color="BFBFBF" w:sz="4"/>
+          <w:right w:val="single" w:color="BFBFBF" w:sz="4"/>
+          <w:insideH w:val="single" w:color="BFBFBF" w:sz="4"/>
+          <w:insideV w:val="single" w:color="BFBFBF" w:sz="4"/>
+        </w:tblBorders>
+      </w:tblPr>
+      <w:tblGrid>
+        <w:gridCol w:w="1900"/>
+        <w:gridCol w:w="1700"/>
+        <w:gridCol w:w="1200"/>
+        <w:gridCol w:w="900"/>
+        <w:gridCol w:w="1700"/>
+        <w:gridCol w:w="1626"/>
+      </w:tblGrid>
+      <w:tr>
+        <w:tc>
+          <w:tcPr>
+            <w:tcW w:type="dxa" w:w="1900"/>
+            <w:shd w:fill="F2F2F2" w:color="auto" w:val="clear"/>
+            <w:tcMar>
+              <w:top w:type="dxa" w:w="60"/>
+              <w:left w:type="dxa" w:w="100"/>
+              <w:bottom w:type="dxa" w:w="60"/>
+              <w:right w:type="dxa" w:w="100"/>
+            </w:tcMar>
+            <w:vAlign w:val="top"/>
+          </w:tcPr>
+          <w:p>
+            <w:pPr>
+              <w:spacing w:after="0"/>
+              <w:jc w:val="left"/>
+            </w:pPr>
+            <w:r>
+              <w:rPr>
+                <w:rFonts w:ascii="Arial" w:cs="Arial" w:eastAsia="Arial" w:hAnsi="Arial"/>
+                <w:b/>
+                <w:bCs/>
+                <w:color w:val="1A1A1A"/>
+                <w:sz w:val="20"/>
+                <w:szCs w:val="20"/>
+              </w:rPr>
+              <w:t xml:space="preserve">APPLIES TO</w:t>
+            </w:r>
+          </w:p>
+        </w:tc>
+        <w:tc>
+          <w:tcPr>
+            <w:tcW w:type="dxa" w:w="1700"/>
+            <w:tcMar>
+              <w:top w:type="dxa" w:w="60"/>
+              <w:left w:type="dxa" w:w="100"/>
+              <w:bottom w:type="dxa" w:w="60"/>
+              <w:right w:type="dxa" w:w="100"/>
+            </w:tcMar>
+            <w:vAlign w:val="top"/>
+          </w:tcPr>
+          <w:p>
+            <w:pPr>
+              <w:spacing w:after="0"/>
+              <w:jc w:val="left"/>
+            </w:pPr>
+            <w:r>
+              <w:rPr>
+                <w:rFonts w:ascii="Courier New" w:cs="Courier New" w:eastAsia="Courier New" w:hAnsi="Courier New"/>
+                <w:color w:val="1A1A1A"/>
+                <w:sz w:val="20"/>
+                <w:szCs w:val="20"/>
+              </w:rPr>
+              <w:t xml:space="preserve">F-507</w:t>
+            </w:r>
+          </w:p>
+        </w:tc>
+        <w:tc>
+          <w:tcPr>
+            <w:tcW w:type="dxa" w:w="1200"/>
+            <w:shd w:fill="F2F2F2" w:color="auto" w:val="clear"/>
+            <w:tcMar>
+              <w:top w:type="dxa" w:w="60"/>
+              <w:left w:type="dxa" w:w="100"/>
+              <w:bottom w:type="dxa" w:w="60"/>
+              <w:right w:type="dxa" w:w="100"/>
+            </w:tcMar>
+            <w:vAlign w:val="top"/>
+          </w:tcPr>
+          <w:p>
+            <w:pPr>
+              <w:spacing w:after="0"/>
+              <w:jc w:val="left"/>
+            </w:pPr>
+            <w:r>
+              <w:rPr>
+                <w:rFonts w:ascii="Arial" w:cs="Arial" w:eastAsia="Arial" w:hAnsi="Arial"/>
+                <w:b/>
+                <w:bCs/>
+                <w:color w:val="1A1A1A"/>
+                <w:sz w:val="20"/>
+                <w:szCs w:val="20"/>
+              </w:rPr>
+              <w:t xml:space="preserve">CREW</w:t>
+            </w:r>
+          </w:p>
+        </w:tc>
+        <w:tc>
+          <w:tcPr>
+            <w:tcW w:type="dxa" w:w="900"/>
+            <w:tcMar>
+              <w:top w:type="dxa" w:w="60"/>
+              <w:left w:type="dxa" w:w="100"/>
+              <w:bottom w:type="dxa" w:w="60"/>
+              <w:right w:type="dxa" w:w="100"/>
+            </w:tcMar>
+            <w:vAlign w:val="top"/>
+          </w:tcPr>
+          <w:p>
+            <w:pPr>
+              <w:spacing w:after="0"/>
+              <w:jc w:val="left"/>
+            </w:pPr>
+            <w:r>
+              <w:rPr>
+                <w:rFonts w:ascii="Arial" w:cs="Arial" w:eastAsia="Arial" w:hAnsi="Arial"/>
+                <w:color w:val="1A1A1A"/>
+                <w:sz w:val="20"/>
+                <w:szCs w:val="20"/>
+              </w:rPr>
+              <w:t xml:space="preserve">2</w:t>
+            </w:r>
+          </w:p>
+        </w:tc>
+        <w:tc>
+          <w:tcPr>
+            <w:tcW w:type="dxa" w:w="1700"/>
+            <w:shd w:fill="F2F2F2" w:color="auto" w:val="clear"/>
+            <w:tcMar>
+              <w:top w:type="dxa" w:w="60"/>
+              <w:left w:type="dxa" w:w="100"/>
+              <w:bottom w:type="dxa" w:w="60"/>
+              <w:right w:type="dxa" w:w="100"/>
+            </w:tcMar>
+            <w:vAlign w:val="top"/>
+          </w:tcPr>
+          <w:p>
+            <w:pPr>
+              <w:spacing w:after="0"/>
+              <w:jc w:val="left"/>
+            </w:pPr>
+            <w:r>
+              <w:rPr>
+                <w:rFonts w:ascii="Arial" w:cs="Arial" w:eastAsia="Arial" w:hAnsi="Arial"/>
+                <w:b/>
+                <w:bCs/>
+                <w:color w:val="1A1A1A"/>
+                <w:sz w:val="20"/>
+                <w:szCs w:val="20"/>
+              </w:rPr>
+              <w:t xml:space="preserve">MATERIALS</w:t>
+            </w:r>
+          </w:p>
+        </w:tc>
+        <w:tc>
+          <w:tcPr>
+            <w:tcW w:type="dxa" w:w="1626"/>
+            <w:tcMar>
+              <w:top w:type="dxa" w:w="60"/>
+              <w:left w:type="dxa" w:w="100"/>
+              <w:bottom w:type="dxa" w:w="60"/>
+              <w:right w:type="dxa" w:w="100"/>
+            </w:tcMar>
+            <w:vAlign w:val="top"/>
+          </w:tcPr>
+          <w:p>
+            <w:pPr>
+              <w:spacing w:after="0"/>
+              <w:jc w:val="left"/>
+            </w:pPr>
+            <w:r>
+              <w:rPr>
+                <w:rFonts w:ascii="Arial" w:cs="Arial" w:eastAsia="Arial" w:hAnsi="Arial"/>
+                <w:color w:val="1A1A1A"/>
+                <w:sz w:val="20"/>
+                <w:szCs w:val="20"/>
+              </w:rPr>
+              <w:t xml:space="preserve">1 Power, 1 Parts</w:t>
+            </w:r>
+          </w:p>
+        </w:tc>
+      </w:tr>
+    </w:tbl>
+    <w:p>
+      <w:pPr>
+        <w:spacing w:after="60"/>
+        <w:ind w:left="340" w:hanging="340"/>
+      </w:pPr>
+      <w:r>
+        <w:rPr>
+          <w:rFonts w:ascii="Courier New" w:cs="Courier New" w:eastAsia="Courier New" w:hAnsi="Courier New"/>
+          <w:color w:val="1A1A1A"/>
+          <w:sz w:val="20"/>
+          <w:szCs w:val="20"/>
+        </w:rPr>
+        <w:t xml:space="preserve">1.  </w:t>
+      </w:r>
+      <w:r>
+        <w:rPr>
+          <w:rFonts w:ascii="Arial" w:cs="Arial" w:eastAsia="Arial" w:hAnsi="Arial"/>
+          <w:color w:val="1A1A1A"/>
+          <w:sz w:val="20"/>
+          <w:szCs w:val="20"/>
+        </w:rPr>
+        <w:t xml:space="preserve">Confirm the fault code on the alert card matches F-507.</w:t>
+      </w:r>
+    </w:p>
+    <w:p>
+      <w:pPr>
+        <w:spacing w:after="60"/>
+        <w:ind w:left="340" w:hanging="340"/>
+      </w:pPr>
+      <w:r>
+        <w:rPr>
+          <w:rFonts w:ascii="Courier New" w:cs="Courier New" w:eastAsia="Courier New" w:hAnsi="Courier New"/>
+          <w:color w:val="1A1A1A"/>
+          <w:sz w:val="20"/>
+          <w:szCs w:val="20"/>
+        </w:rPr>
+        <w:t xml:space="preserve">2.  </w:t>
+      </w:r>
+      <w:r>
+        <w:rPr>
+          <w:rFonts w:ascii="Arial" w:cs="Arial" w:eastAsia="Arial" w:hAnsi="Arial"/>
+          <w:color w:val="1A1A1A"/>
+          <w:sz w:val="20"/>
+          <w:szCs w:val="20"/>
+        </w:rPr>
+        <w:t xml:space="preserve">Assign crew: 2 worker(s) minimum. Fewer will not hold the isolation.</w:t>
+      </w:r>
+    </w:p>
+    <w:p>
+      <w:pPr>
+        <w:spacing w:after="60"/>
+        <w:ind w:left="340" w:hanging="340"/>
+      </w:pPr>
+      <w:r>
+        <w:rPr>
+          <w:rFonts w:ascii="Courier New" w:cs="Courier New" w:eastAsia="Courier New" w:hAnsi="Courier New"/>
+          <w:color w:val="1A1A1A"/>
+          <w:sz w:val="20"/>
+          <w:szCs w:val="20"/>
+        </w:rPr>
+        <w:t xml:space="preserve">3.  </w:t>
+      </w:r>
+      <w:r>
+        <w:rPr>
+          <w:rFonts w:ascii="Arial" w:cs="Arial" w:eastAsia="Arial" w:hAnsi="Arial"/>
+          <w:color w:val="1A1A1A"/>
+          <w:sz w:val="20"/>
+          <w:szCs w:val="20"/>
+        </w:rPr>
+        <w:t xml:space="preserve">Stage materials: 1 Power, 1 Parts.</w:t>
+      </w:r>
+    </w:p>
+    <w:p>
+      <w:pPr>
+        <w:spacing w:after="60"/>
+        <w:ind w:left="340" w:hanging="340"/>
+      </w:pPr>
+      <w:r>
+        <w:rPr>
+          <w:rFonts w:ascii="Courier New" w:cs="Courier New" w:eastAsia="Courier New" w:hAnsi="Courier New"/>
+          <w:color w:val="1A1A1A"/>
+          <w:sz w:val="20"/>
+          <w:szCs w:val="20"/>
+        </w:rPr>
+        <w:t xml:space="preserve">4.  </w:t>
+      </w:r>
+      <w:r>
+        <w:rPr>
+          <w:rFonts w:ascii="Arial" w:cs="Arial" w:eastAsia="Arial" w:hAnsi="Arial"/>
+          <w:color w:val="1A1A1A"/>
+          <w:sz w:val="20"/>
+          <w:szCs w:val="20"/>
+        </w:rPr>
+        <w:t xml:space="preserve">Obtain the Freight Cooling Reference from WTR. WTR may answer with another asset and sector instead of a number: that is a REFERENCE, not a value. Follow it to the sector named and ask that sector for the asset's figure.</w:t>
+      </w:r>
+    </w:p>
+    <w:p>
+      <w:pPr>
+        <w:spacing w:after="60"/>
+        <w:ind w:left="340" w:hanging="340"/>
+      </w:pPr>
+      <w:r>
+        <w:rPr>
+          <w:rFonts w:ascii="Courier New" w:cs="Courier New" w:eastAsia="Courier New" w:hAnsi="Courier New"/>
+          <w:color w:val="1A1A1A"/>
+          <w:sz w:val="20"/>
+          <w:szCs w:val="20"/>
+        </w:rPr>
+        <w:t xml:space="preserve">5.  </w:t>
+      </w:r>
+      <w:r>
+        <w:rPr>
+          <w:rFonts w:ascii="Arial" w:cs="Arial" w:eastAsia="Arial" w:hAnsi="Arial"/>
+          <w:color w:val="1A1A1A"/>
+          <w:sz w:val="20"/>
+          <w:szCs w:val="20"/>
+        </w:rPr>
+        <w:t xml:space="preserve">Enter the resolution code on the sector console in the format P-07-[VALUE], substituting the value(s) above. Values are three digits.</w:t>
+      </w:r>
+    </w:p>
+    <w:p>
+      <w:pPr>
+        <w:spacing w:after="60"/>
+        <w:ind w:left="340" w:hanging="340"/>
+      </w:pPr>
+      <w:r>
+        <w:rPr>
+          <w:rFonts w:ascii="Courier New" w:cs="Courier New" w:eastAsia="Courier New" w:hAnsi="Courier New"/>
+          <w:color w:val="1A1A1A"/>
+          <w:sz w:val="20"/>
+          <w:szCs w:val="20"/>
+        </w:rPr>
+        <w:t xml:space="preserve">6.  </w:t>
+      </w:r>
+      <w:r>
+        <w:rPr>
+          <w:rFonts w:ascii="Arial" w:cs="Arial" w:eastAsia="Arial" w:hAnsi="Arial"/>
+          <w:color w:val="1A1A1A"/>
+          <w:sz w:val="20"/>
+          <w:szCs w:val="20"/>
+        </w:rPr>
+        <w:t xml:space="preserve">If the console rejects the entry, re-verify with the sector that holds the figure before resubmitting. Three consecutive rejections lock the console for 20 seconds.</w:t>
+      </w:r>
+    </w:p>
+    <w:p>
+      <w:pPr>
+        <w:shd w:fill="F2F2F2" w:color="auto" w:val="clear"/>
+        <w:spacing w:after="120" w:before="100"/>
+      </w:pPr>
+      <w:r>
+        <w:rPr>
+          <w:rFonts w:ascii="Arial" w:cs="Arial" w:eastAsia="Arial" w:hAnsi="Arial"/>
+          <w:b/>
+          <w:bCs/>
+          <w:color w:val="1A1A1A"/>
+          <w:sz w:val="20"/>
+          <w:szCs w:val="20"/>
+        </w:rPr>
+        <w:t xml:space="preserve">CODE FORMAT:  </w:t>
+      </w:r>
+      <w:r>
+        <w:rPr>
+          <w:rFonts w:ascii="Courier New" w:cs="Courier New" w:eastAsia="Courier New" w:hAnsi="Courier New"/>
+          <w:b/>
+          <w:bCs/>
+          <w:color w:val="1A1A1A"/>
+          <w:sz w:val="20"/>
+          <w:szCs w:val="20"/>
+        </w:rPr>
+        <w:t xml:space="preserve">P-07-[VALUE]</w:t>
+      </w:r>
+    </w:p>
+    <w:p>
+      <w:pPr>
+        <w:pBdr>
+          <w:bottom w:val="single" w:color="9A9A9A" w:sz="8"/>
+        </w:pBdr>
+        <w:spacing w:after="100" w:before="240"/>
+      </w:pPr>
+      <w:r>
+        <w:rPr>
+          <w:rFonts w:ascii="Courier New" w:cs="Courier New" w:eastAsia="Courier New" w:hAnsi="Courier New"/>
+          <w:b/>
+          <w:bCs/>
+          <w:color w:val="9A9A9A"/>
+          <w:sz w:val="24"/>
+          <w:szCs w:val="24"/>
+        </w:rPr>
+        <w:t xml:space="preserve">PROCEDURE P-08</w:t>
+      </w:r>
+      <w:r>
+        <w:rPr>
+          <w:rFonts w:ascii="Arial" w:cs="Arial" w:eastAsia="Arial" w:hAnsi="Arial"/>
+          <w:b/>
+          <w:bCs/>
+          <w:color w:val="1A1A1A"/>
+          <w:sz w:val="24"/>
+          <w:szCs w:val="24"/>
+        </w:rPr>
+        <w:t xml:space="preserve">   Emergency tunnel routing blackout</w:t>
+      </w:r>
+    </w:p>
+    <w:tbl>
+      <w:tblPr>
+        <w:tblW w:type="dxa" w:w="9026"/>
+        <w:tblBorders>
+          <w:top w:val="single" w:color="BFBFBF" w:sz="4"/>
+          <w:left w:val="single" w:color="BFBFBF" w:sz="4"/>
+          <w:bottom w:val="single" w:color="BFBFBF" w:sz="4"/>
+          <w:right w:val="single" w:color="BFBFBF" w:sz="4"/>
+          <w:insideH w:val="single" w:color="BFBFBF" w:sz="4"/>
+          <w:insideV w:val="single" w:color="BFBFBF" w:sz="4"/>
+        </w:tblBorders>
+      </w:tblPr>
+      <w:tblGrid>
+        <w:gridCol w:w="1900"/>
+        <w:gridCol w:w="1700"/>
+        <w:gridCol w:w="1200"/>
+        <w:gridCol w:w="900"/>
+        <w:gridCol w:w="1700"/>
+        <w:gridCol w:w="1626"/>
+      </w:tblGrid>
+      <w:tr>
+        <w:tc>
+          <w:tcPr>
+            <w:tcW w:type="dxa" w:w="1900"/>
+            <w:shd w:fill="F2F2F2" w:color="auto" w:val="clear"/>
+            <w:tcMar>
+              <w:top w:type="dxa" w:w="60"/>
+              <w:left w:type="dxa" w:w="100"/>
+              <w:bottom w:type="dxa" w:w="60"/>
+              <w:right w:type="dxa" w:w="100"/>
+            </w:tcMar>
+            <w:vAlign w:val="top"/>
+          </w:tcPr>
+          <w:p>
+            <w:pPr>
+              <w:spacing w:after="0"/>
+              <w:jc w:val="left"/>
+            </w:pPr>
+            <w:r>
+              <w:rPr>
+                <w:rFonts w:ascii="Arial" w:cs="Arial" w:eastAsia="Arial" w:hAnsi="Arial"/>
+                <w:b/>
+                <w:bCs/>
+                <w:color w:val="1A1A1A"/>
+                <w:sz w:val="20"/>
+                <w:szCs w:val="20"/>
+              </w:rPr>
+              <w:t xml:space="preserve">APPLIES TO</w:t>
+            </w:r>
+          </w:p>
+        </w:tc>
+        <w:tc>
+          <w:tcPr>
+            <w:tcW w:type="dxa" w:w="1700"/>
+            <w:tcMar>
+              <w:top w:type="dxa" w:w="60"/>
+              <w:left w:type="dxa" w:w="100"/>
+              <w:bottom w:type="dxa" w:w="60"/>
+              <w:right w:type="dxa" w:w="100"/>
+            </w:tcMar>
+            <w:vAlign w:val="top"/>
+          </w:tcPr>
+          <w:p>
+            <w:pPr>
+              <w:spacing w:after="0"/>
+              <w:jc w:val="left"/>
+            </w:pPr>
+            <w:r>
+              <w:rPr>
+                <w:rFonts w:ascii="Courier New" w:cs="Courier New" w:eastAsia="Courier New" w:hAnsi="Courier New"/>
+                <w:color w:val="1A1A1A"/>
+                <w:sz w:val="20"/>
+                <w:szCs w:val="20"/>
+              </w:rPr>
+              <w:t xml:space="preserve">F-508</w:t>
+            </w:r>
+          </w:p>
+        </w:tc>
+        <w:tc>
+          <w:tcPr>
+            <w:tcW w:type="dxa" w:w="1200"/>
+            <w:shd w:fill="F2F2F2" w:color="auto" w:val="clear"/>
+            <w:tcMar>
+              <w:top w:type="dxa" w:w="60"/>
+              <w:left w:type="dxa" w:w="100"/>
+              <w:bottom w:type="dxa" w:w="60"/>
+              <w:right w:type="dxa" w:w="100"/>
+            </w:tcMar>
+            <w:vAlign w:val="top"/>
+          </w:tcPr>
+          <w:p>
+            <w:pPr>
+              <w:spacing w:after="0"/>
+              <w:jc w:val="left"/>
+            </w:pPr>
+            <w:r>
+              <w:rPr>
+                <w:rFonts w:ascii="Arial" w:cs="Arial" w:eastAsia="Arial" w:hAnsi="Arial"/>
+                <w:b/>
+                <w:bCs/>
+                <w:color w:val="1A1A1A"/>
+                <w:sz w:val="20"/>
+                <w:szCs w:val="20"/>
+              </w:rPr>
+              <w:t xml:space="preserve">CREW</w:t>
+            </w:r>
+          </w:p>
+        </w:tc>
+        <w:tc>
+          <w:tcPr>
+            <w:tcW w:type="dxa" w:w="900"/>
+            <w:tcMar>
+              <w:top w:type="dxa" w:w="60"/>
+              <w:left w:type="dxa" w:w="100"/>
+              <w:bottom w:type="dxa" w:w="60"/>
+              <w:right w:type="dxa" w:w="100"/>
+            </w:tcMar>
+            <w:vAlign w:val="top"/>
+          </w:tcPr>
+          <w:p>
+            <w:pPr>
+              <w:spacing w:after="0"/>
+              <w:jc w:val="left"/>
+            </w:pPr>
+            <w:r>
+              <w:rPr>
+                <w:rFonts w:ascii="Arial" w:cs="Arial" w:eastAsia="Arial" w:hAnsi="Arial"/>
+                <w:color w:val="1A1A1A"/>
+                <w:sz w:val="20"/>
+                <w:szCs w:val="20"/>
+              </w:rPr>
+              <w:t xml:space="preserve">3</w:t>
+            </w:r>
+          </w:p>
+        </w:tc>
+        <w:tc>
+          <w:tcPr>
+            <w:tcW w:type="dxa" w:w="1700"/>
+            <w:shd w:fill="F2F2F2" w:color="auto" w:val="clear"/>
+            <w:tcMar>
+              <w:top w:type="dxa" w:w="60"/>
+              <w:left w:type="dxa" w:w="100"/>
+              <w:bottom w:type="dxa" w:w="60"/>
+              <w:right w:type="dxa" w:w="100"/>
+            </w:tcMar>
+            <w:vAlign w:val="top"/>
+          </w:tcPr>
+          <w:p>
+            <w:pPr>
+              <w:spacing w:after="0"/>
+              <w:jc w:val="left"/>
+            </w:pPr>
+            <w:r>
+              <w:rPr>
+                <w:rFonts w:ascii="Arial" w:cs="Arial" w:eastAsia="Arial" w:hAnsi="Arial"/>
+                <w:b/>
+                <w:bCs/>
+                <w:color w:val="1A1A1A"/>
+                <w:sz w:val="20"/>
+                <w:szCs w:val="20"/>
+              </w:rPr>
+              <w:t xml:space="preserve">MATERIALS</w:t>
+            </w:r>
+          </w:p>
+        </w:tc>
+        <w:tc>
+          <w:tcPr>
+            <w:tcW w:type="dxa" w:w="1626"/>
+            <w:tcMar>
+              <w:top w:type="dxa" w:w="60"/>
+              <w:left w:type="dxa" w:w="100"/>
+              <w:bottom w:type="dxa" w:w="60"/>
+              <w:right w:type="dxa" w:w="100"/>
+            </w:tcMar>
+            <w:vAlign w:val="top"/>
+          </w:tcPr>
+          <w:p>
+            <w:pPr>
+              <w:spacing w:after="0"/>
+              <w:jc w:val="left"/>
+            </w:pPr>
+            <w:r>
+              <w:rPr>
+                <w:rFonts w:ascii="Arial" w:cs="Arial" w:eastAsia="Arial" w:hAnsi="Arial"/>
+                <w:color w:val="1A1A1A"/>
+                <w:sz w:val="20"/>
+                <w:szCs w:val="20"/>
+              </w:rPr>
+              <w:t xml:space="preserve">2 Parts, 1 Power</w:t>
+            </w:r>
+          </w:p>
+        </w:tc>
+      </w:tr>
+    </w:tbl>
+    <w:p>
+      <w:pPr>
+        <w:spacing w:after="60"/>
+        <w:ind w:left="340" w:hanging="340"/>
+      </w:pPr>
+      <w:r>
+        <w:rPr>
+          <w:rFonts w:ascii="Courier New" w:cs="Courier New" w:eastAsia="Courier New" w:hAnsi="Courier New"/>
+          <w:color w:val="1A1A1A"/>
+          <w:sz w:val="20"/>
+          <w:szCs w:val="20"/>
+        </w:rPr>
+        <w:t xml:space="preserve">1.  </w:t>
+      </w:r>
+      <w:r>
+        <w:rPr>
+          <w:rFonts w:ascii="Arial" w:cs="Arial" w:eastAsia="Arial" w:hAnsi="Arial"/>
+          <w:color w:val="1A1A1A"/>
+          <w:sz w:val="20"/>
+          <w:szCs w:val="20"/>
+        </w:rPr>
+        <w:t xml:space="preserve">Confirm the fault code on the alert card matches F-508.</w:t>
+      </w:r>
+    </w:p>
+    <w:p>
+      <w:pPr>
+        <w:spacing w:after="60"/>
+        <w:ind w:left="340" w:hanging="340"/>
+      </w:pPr>
+      <w:r>
+        <w:rPr>
+          <w:rFonts w:ascii="Courier New" w:cs="Courier New" w:eastAsia="Courier New" w:hAnsi="Courier New"/>
+          <w:color w:val="1A1A1A"/>
+          <w:sz w:val="20"/>
+          <w:szCs w:val="20"/>
+        </w:rPr>
+        <w:t xml:space="preserve">2.  </w:t>
+      </w:r>
+      <w:r>
+        <w:rPr>
+          <w:rFonts w:ascii="Arial" w:cs="Arial" w:eastAsia="Arial" w:hAnsi="Arial"/>
+          <w:color w:val="1A1A1A"/>
+          <w:sz w:val="20"/>
+          <w:szCs w:val="20"/>
+        </w:rPr>
+        <w:t xml:space="preserve">Assign crew: 3 worker(s) minimum. Fewer will not hold the isolation.</w:t>
+      </w:r>
+    </w:p>
+    <w:p>
+      <w:pPr>
+        <w:spacing w:after="60"/>
+        <w:ind w:left="340" w:hanging="340"/>
+      </w:pPr>
+      <w:r>
+        <w:rPr>
+          <w:rFonts w:ascii="Courier New" w:cs="Courier New" w:eastAsia="Courier New" w:hAnsi="Courier New"/>
+          <w:color w:val="1A1A1A"/>
+          <w:sz w:val="20"/>
+          <w:szCs w:val="20"/>
+        </w:rPr>
+        <w:t xml:space="preserve">3.  </w:t>
+      </w:r>
+      <w:r>
+        <w:rPr>
+          <w:rFonts w:ascii="Arial" w:cs="Arial" w:eastAsia="Arial" w:hAnsi="Arial"/>
+          <w:color w:val="1A1A1A"/>
+          <w:sz w:val="20"/>
+          <w:szCs w:val="20"/>
+        </w:rPr>
+        <w:t xml:space="preserve">Stage materials: 2 Parts, 1 Power.</w:t>
+      </w:r>
+    </w:p>
+    <w:p>
+      <w:pPr>
+        <w:spacing w:after="60"/>
+        <w:ind w:left="340" w:hanging="340"/>
+      </w:pPr>
+      <w:r>
+        <w:rPr>
+          <w:rFonts w:ascii="Courier New" w:cs="Courier New" w:eastAsia="Courier New" w:hAnsi="Courier New"/>
+          <w:color w:val="1A1A1A"/>
+          <w:sz w:val="20"/>
+          <w:szCs w:val="20"/>
+        </w:rPr>
+        <w:t xml:space="preserve">4.  </w:t>
+      </w:r>
+      <w:r>
+        <w:rPr>
+          <w:rFonts w:ascii="Arial" w:cs="Arial" w:eastAsia="Arial" w:hAnsi="Arial"/>
+          <w:color w:val="1A1A1A"/>
+          <w:sz w:val="20"/>
+          <w:szCs w:val="20"/>
+        </w:rPr>
+        <w:t xml:space="preserve">Obtain the Route Beacon Reference from COM. COM may answer with another asset and sector instead of a number: that is a REFERENCE, not a value. Follow it to the sector named and ask that sector for the asset's figure. This is VALUE 1.</w:t>
+      </w:r>
+    </w:p>
+    <w:p>
+      <w:pPr>
+        <w:spacing w:after="60"/>
+        <w:ind w:left="340" w:hanging="340"/>
+      </w:pPr>
+      <w:r>
+        <w:rPr>
+          <w:rFonts w:ascii="Courier New" w:cs="Courier New" w:eastAsia="Courier New" w:hAnsi="Courier New"/>
+          <w:color w:val="1A1A1A"/>
+          <w:sz w:val="20"/>
+          <w:szCs w:val="20"/>
+        </w:rPr>
+        <w:t xml:space="preserve">5.  </w:t>
+      </w:r>
+      <w:r>
+        <w:rPr>
+          <w:rFonts w:ascii="Arial" w:cs="Arial" w:eastAsia="Arial" w:hAnsi="Arial"/>
+          <w:color w:val="1A1A1A"/>
+          <w:sz w:val="20"/>
+          <w:szCs w:val="20"/>
+        </w:rPr>
+        <w:t xml:space="preserve">Obtain the Seedling Transport Reference from AGR. AGR may answer with another asset and sector instead of a number: that is a REFERENCE, not a value. Follow it to the sector named and ask that sector for the asset's figure. This is VALUE 2.</w:t>
+      </w:r>
+    </w:p>
+    <w:p>
+      <w:pPr>
+        <w:spacing w:after="60"/>
+        <w:ind w:left="340" w:hanging="340"/>
+      </w:pPr>
+      <w:r>
+        <w:rPr>
+          <w:rFonts w:ascii="Courier New" w:cs="Courier New" w:eastAsia="Courier New" w:hAnsi="Courier New"/>
+          <w:color w:val="1A1A1A"/>
+          <w:sz w:val="20"/>
+          <w:szCs w:val="20"/>
+        </w:rPr>
+        <w:t xml:space="preserve">6.  </w:t>
+      </w:r>
+      <w:r>
+        <w:rPr>
+          <w:rFonts w:ascii="Arial" w:cs="Arial" w:eastAsia="Arial" w:hAnsi="Arial"/>
+          <w:color w:val="1A1A1A"/>
+          <w:sz w:val="20"/>
+          <w:szCs w:val="20"/>
+        </w:rPr>
+        <w:t xml:space="preserve">Enter the resolution code on the sector console in the format P-08-[VALUE]-[VALUE 2], substituting the value(s) above. Values are three digits.</w:t>
+      </w:r>
+    </w:p>
+    <w:p>
+      <w:pPr>
+        <w:spacing w:after="60"/>
+        <w:ind w:left="340" w:hanging="340"/>
+      </w:pPr>
+      <w:r>
+        <w:rPr>
+          <w:rFonts w:ascii="Courier New" w:cs="Courier New" w:eastAsia="Courier New" w:hAnsi="Courier New"/>
+          <w:color w:val="1A1A1A"/>
+          <w:sz w:val="20"/>
+          <w:szCs w:val="20"/>
+        </w:rPr>
+        <w:t xml:space="preserve">7.  </w:t>
+      </w:r>
+      <w:r>
+        <w:rPr>
+          <w:rFonts w:ascii="Arial" w:cs="Arial" w:eastAsia="Arial" w:hAnsi="Arial"/>
+          <w:color w:val="1A1A1A"/>
+          <w:sz w:val="20"/>
+          <w:szCs w:val="20"/>
+        </w:rPr>
+        <w:t xml:space="preserve">If the console rejects the entry, re-verify with the sector that holds the figure before resubmitting. Three consecutive rejections lock the console for 20 seconds.</w:t>
+      </w:r>
+    </w:p>
+    <w:p>
+      <w:pPr>
+        <w:shd w:fill="F2F2F2" w:color="auto" w:val="clear"/>
+        <w:spacing w:after="120" w:before="100"/>
+      </w:pPr>
+      <w:r>
+        <w:rPr>
+          <w:rFonts w:ascii="Arial" w:cs="Arial" w:eastAsia="Arial" w:hAnsi="Arial"/>
+          <w:b/>
+          <w:bCs/>
+          <w:color w:val="1A1A1A"/>
+          <w:sz w:val="20"/>
+          <w:szCs w:val="20"/>
+        </w:rPr>
+        <w:t xml:space="preserve">CODE FORMAT:  </w:t>
+      </w:r>
+      <w:r>
+        <w:rPr>
+          <w:rFonts w:ascii="Courier New" w:cs="Courier New" w:eastAsia="Courier New" w:hAnsi="Courier New"/>
+          <w:b/>
+          <w:bCs/>
+          <w:color w:val="1A1A1A"/>
+          <w:sz w:val="20"/>
+          <w:szCs w:val="20"/>
+        </w:rPr>
+        <w:t xml:space="preserve">P-08-[VALUE]-[VALUE 2]</w:t>
+      </w:r>
+    </w:p>
+    <w:p>
       <w:r>
         <w:br w:type="page"/>
       </w:r>
@@ -5884,6 +6866,300 @@
         <w:br w:type="page"/>
       </w:r>
     </w:p>
+    <w:p>
+      <w:pPr>
+        <w:spacing w:after="300"/>
+      </w:pPr>
+    </w:p>
+    <w:p>
+      <w:pPr>
+        <w:pStyle w:val="Heading1"/>
+        <w:spacing w:after="160" w:before="120"/>
+      </w:pPr>
+      <w:r>
+        <w:rPr>
+          <w:rFonts w:ascii="Arial" w:cs="Arial" w:eastAsia="Arial" w:hAnsi="Arial"/>
+          <w:b/>
+          <w:bCs/>
+          <w:color w:val="9A9A9A"/>
+          <w:sz w:val="28"/>
+          <w:szCs w:val="28"/>
+        </w:rPr>
+        <w:t xml:space="preserve">5A · Cross-System Reference Directory</w:t>
+      </w:r>
+    </w:p>
+    <w:p>
+      <w:pPr>
+        <w:spacing w:after="120"/>
+      </w:pPr>
+      <w:r>
+        <w:rPr>
+          <w:rFonts w:ascii="Arial" w:cs="Arial" w:eastAsia="Arial" w:hAnsi="Arial"/>
+          <w:color w:val="1A1A1A"/>
+          <w:sz w:val="20"/>
+          <w:szCs w:val="20"/>
+        </w:rPr>
+        <w:t xml:space="preserve">Entries ending with a sector code in square brackets are REFERENCES, not resolution values. Relay the exact reference name and sector shown to the requesting team. The named sector holds the authoritative numeric value. Do not invent or infer a number.</w:t>
+      </w:r>
+    </w:p>
+    <w:p>
+      <w:pPr>
+        <w:spacing w:after="160"/>
+      </w:pPr>
+    </w:p>
+    <w:tbl>
+      <w:tblPr>
+        <w:tblW w:type="dxa" w:w="9026"/>
+        <w:tblBorders>
+          <w:top w:val="single" w:color="BFBFBF" w:sz="4"/>
+          <w:left w:val="single" w:color="BFBFBF" w:sz="4"/>
+          <w:bottom w:val="single" w:color="BFBFBF" w:sz="4"/>
+          <w:right w:val="single" w:color="BFBFBF" w:sz="4"/>
+          <w:insideH w:val="single" w:color="BFBFBF" w:sz="4"/>
+          <w:insideV w:val="single" w:color="BFBFBF" w:sz="4"/>
+        </w:tblBorders>
+      </w:tblPr>
+      <w:tblGrid>
+        <w:gridCol w:w="4600"/>
+        <w:gridCol w:w="4426"/>
+      </w:tblGrid>
+      <w:tr>
+        <w:tc>
+          <w:tcPr>
+            <w:tcW w:type="dxa" w:w="4600"/>
+            <w:shd w:fill="F2F2F2" w:color="auto" w:val="clear"/>
+            <w:tcMar>
+              <w:top w:type="dxa" w:w="60"/>
+              <w:left w:type="dxa" w:w="100"/>
+              <w:bottom w:type="dxa" w:w="60"/>
+              <w:right w:type="dxa" w:w="100"/>
+            </w:tcMar>
+            <w:vAlign w:val="top"/>
+          </w:tcPr>
+          <w:p>
+            <w:pPr>
+              <w:spacing w:after="0"/>
+              <w:jc w:val="left"/>
+            </w:pPr>
+            <w:r>
+              <w:rPr>
+                <w:rFonts w:ascii="Arial" w:cs="Arial" w:eastAsia="Arial" w:hAnsi="Arial"/>
+                <w:b/>
+                <w:bCs/>
+                <w:color w:val="1A1A1A"/>
+                <w:sz w:val="20"/>
+                <w:szCs w:val="20"/>
+              </w:rPr>
+              <w:t xml:space="preserve">REFERENCE NAME</w:t>
+            </w:r>
+          </w:p>
+        </w:tc>
+        <w:tc>
+          <w:tcPr>
+            <w:tcW w:type="dxa" w:w="4426"/>
+            <w:shd w:fill="F2F2F2" w:color="auto" w:val="clear"/>
+            <w:tcMar>
+              <w:top w:type="dxa" w:w="60"/>
+              <w:left w:type="dxa" w:w="100"/>
+              <w:bottom w:type="dxa" w:w="60"/>
+              <w:right w:type="dxa" w:w="100"/>
+            </w:tcMar>
+            <w:vAlign w:val="top"/>
+          </w:tcPr>
+          <w:p>
+            <w:pPr>
+              <w:spacing w:after="0"/>
+              <w:jc w:val="center"/>
+            </w:pPr>
+            <w:r>
+              <w:rPr>
+                <w:rFonts w:ascii="Arial" w:cs="Arial" w:eastAsia="Arial" w:hAnsi="Arial"/>
+                <w:b/>
+                <w:bCs/>
+                <w:color w:val="1A1A1A"/>
+                <w:sz w:val="20"/>
+                <w:szCs w:val="20"/>
+              </w:rPr>
+              <w:t xml:space="preserve">REFERENCE</w:t>
+            </w:r>
+          </w:p>
+        </w:tc>
+      </w:tr>
+      <w:tr>
+        <w:tc>
+          <w:tcPr>
+            <w:tcW w:type="dxa" w:w="4600"/>
+            <w:tcMar>
+              <w:top w:type="dxa" w:w="60"/>
+              <w:left w:type="dxa" w:w="100"/>
+              <w:bottom w:type="dxa" w:w="60"/>
+              <w:right w:type="dxa" w:w="100"/>
+            </w:tcMar>
+            <w:vAlign w:val="top"/>
+          </w:tcPr>
+          <w:p>
+            <w:pPr>
+              <w:spacing w:after="0"/>
+              <w:jc w:val="left"/>
+            </w:pPr>
+            <w:r>
+              <w:rPr>
+                <w:rFonts w:ascii="Arial" w:cs="Arial" w:eastAsia="Arial" w:hAnsi="Arial"/>
+                <w:color w:val="1A1A1A"/>
+                <w:sz w:val="20"/>
+                <w:szCs w:val="20"/>
+              </w:rPr>
+              <w:t xml:space="preserve">Auxiliary Coolant Feed Reference</w:t>
+            </w:r>
+          </w:p>
+        </w:tc>
+        <w:tc>
+          <w:tcPr>
+            <w:tcW w:type="dxa" w:w="4426"/>
+            <w:tcMar>
+              <w:top w:type="dxa" w:w="60"/>
+              <w:left w:type="dxa" w:w="100"/>
+              <w:bottom w:type="dxa" w:w="60"/>
+              <w:right w:type="dxa" w:w="100"/>
+            </w:tcMar>
+            <w:vAlign w:val="top"/>
+          </w:tcPr>
+          <w:p>
+            <w:pPr>
+              <w:spacing w:after="0"/>
+              <w:jc w:val="center"/>
+            </w:pPr>
+            <w:r>
+              <w:rPr>
+                <w:rFonts w:ascii="Courier New" w:cs="Courier New" w:eastAsia="Courier New" w:hAnsi="Courier New"/>
+                <w:b/>
+                <w:bCs/>
+                <w:color w:val="1A1A1A"/>
+                <w:sz w:val="20"/>
+                <w:szCs w:val="20"/>
+              </w:rPr>
+              <w:t xml:space="preserve">Pump Station 4 [WTR]</w:t>
+            </w:r>
+          </w:p>
+        </w:tc>
+      </w:tr>
+      <w:tr>
+        <w:tc>
+          <w:tcPr>
+            <w:tcW w:type="dxa" w:w="4600"/>
+            <w:tcMar>
+              <w:top w:type="dxa" w:w="60"/>
+              <w:left w:type="dxa" w:w="100"/>
+              <w:bottom w:type="dxa" w:w="60"/>
+              <w:right w:type="dxa" w:w="100"/>
+            </w:tcMar>
+            <w:vAlign w:val="top"/>
+          </w:tcPr>
+          <w:p>
+            <w:pPr>
+              <w:spacing w:after="0"/>
+              <w:jc w:val="left"/>
+            </w:pPr>
+            <w:r>
+              <w:rPr>
+                <w:rFonts w:ascii="Arial" w:cs="Arial" w:eastAsia="Arial" w:hAnsi="Arial"/>
+                <w:color w:val="1A1A1A"/>
+                <w:sz w:val="20"/>
+                <w:szCs w:val="20"/>
+              </w:rPr>
+              <w:t xml:space="preserve">Bypass Route Reference</w:t>
+            </w:r>
+          </w:p>
+        </w:tc>
+        <w:tc>
+          <w:tcPr>
+            <w:tcW w:type="dxa" w:w="4426"/>
+            <w:tcMar>
+              <w:top w:type="dxa" w:w="60"/>
+              <w:left w:type="dxa" w:w="100"/>
+              <w:bottom w:type="dxa" w:w="60"/>
+              <w:right w:type="dxa" w:w="100"/>
+            </w:tcMar>
+            <w:vAlign w:val="top"/>
+          </w:tcPr>
+          <w:p>
+            <w:pPr>
+              <w:spacing w:after="0"/>
+              <w:jc w:val="center"/>
+            </w:pPr>
+            <w:r>
+              <w:rPr>
+                <w:rFonts w:ascii="Courier New" w:cs="Courier New" w:eastAsia="Courier New" w:hAnsi="Courier New"/>
+                <w:b/>
+                <w:bCs/>
+                <w:color w:val="1A1A1A"/>
+                <w:sz w:val="20"/>
+                <w:szCs w:val="20"/>
+              </w:rPr>
+              <w:t xml:space="preserve">Emergency Bus [POW]</w:t>
+            </w:r>
+          </w:p>
+        </w:tc>
+      </w:tr>
+      <w:tr>
+        <w:tc>
+          <w:tcPr>
+            <w:tcW w:type="dxa" w:w="4600"/>
+            <w:tcMar>
+              <w:top w:type="dxa" w:w="60"/>
+              <w:left w:type="dxa" w:w="100"/>
+              <w:bottom w:type="dxa" w:w="60"/>
+              <w:right w:type="dxa" w:w="100"/>
+            </w:tcMar>
+            <w:vAlign w:val="top"/>
+          </w:tcPr>
+          <w:p>
+            <w:pPr>
+              <w:spacing w:after="0"/>
+              <w:jc w:val="left"/>
+            </w:pPr>
+            <w:r>
+              <w:rPr>
+                <w:rFonts w:ascii="Arial" w:cs="Arial" w:eastAsia="Arial" w:hAnsi="Arial"/>
+                <w:color w:val="1A1A1A"/>
+                <w:sz w:val="20"/>
+                <w:szCs w:val="20"/>
+              </w:rPr>
+              <w:t xml:space="preserve">Critical Route Reference</w:t>
+            </w:r>
+          </w:p>
+        </w:tc>
+        <w:tc>
+          <w:tcPr>
+            <w:tcW w:type="dxa" w:w="4426"/>
+            <w:tcMar>
+              <w:top w:type="dxa" w:w="60"/>
+              <w:left w:type="dxa" w:w="100"/>
+              <w:bottom w:type="dxa" w:w="60"/>
+              <w:right w:type="dxa" w:w="100"/>
+            </w:tcMar>
+            <w:vAlign w:val="top"/>
+          </w:tcPr>
+          <w:p>
+            <w:pPr>
+              <w:spacing w:after="0"/>
+              <w:jc w:val="center"/>
+            </w:pPr>
+            <w:r>
+              <w:rPr>
+                <w:rFonts w:ascii="Courier New" w:cs="Courier New" w:eastAsia="Courier New" w:hAnsi="Courier New"/>
+                <w:b/>
+                <w:bCs/>
+                <w:color w:val="1A1A1A"/>
+                <w:sz w:val="20"/>
+                <w:szCs w:val="20"/>
+              </w:rPr>
+              <w:t xml:space="preserve">Sub-grid 3 [POW]</w:t>
+            </w:r>
+          </w:p>
+        </w:tc>
+      </w:tr>
+    </w:tbl>
     <w:p>
       <w:pPr>
         <w:pStyle w:val="Heading1"/>

--- a/kit/UNDERCITY_Binder_TRN.docx
+++ b/kit/UNDERCITY_Binder_TRN.docx
@@ -2352,6 +2352,172 @@
                 <w:szCs w:val="20"/>
               </w:rPr>
               <w:t xml:space="preserve">Procedure P-08</w:t>
+            </w:r>
+          </w:p>
+        </w:tc>
+      </w:tr>
+      <w:tr>
+        <w:tc>
+          <w:tcPr>
+            <w:tcW w:type="dxa" w:w="1800"/>
+            <w:tcMar>
+              <w:top w:type="dxa" w:w="60"/>
+              <w:left w:type="dxa" w:w="100"/>
+              <w:bottom w:type="dxa" w:w="60"/>
+              <w:right w:type="dxa" w:w="100"/>
+            </w:tcMar>
+            <w:vAlign w:val="top"/>
+          </w:tcPr>
+          <w:p>
+            <w:pPr>
+              <w:spacing w:after="0"/>
+              <w:jc w:val="left"/>
+            </w:pPr>
+            <w:r>
+              <w:rPr>
+                <w:rFonts w:ascii="Courier New" w:cs="Courier New" w:eastAsia="Courier New" w:hAnsi="Courier New"/>
+                <w:b/>
+                <w:bCs/>
+                <w:color w:val="1A1A1A"/>
+                <w:sz w:val="20"/>
+                <w:szCs w:val="20"/>
+              </w:rPr>
+              <w:t xml:space="preserve">F-607</w:t>
+            </w:r>
+          </w:p>
+        </w:tc>
+        <w:tc>
+          <w:tcPr>
+            <w:tcW w:type="dxa" w:w="4200"/>
+            <w:tcMar>
+              <w:top w:type="dxa" w:w="60"/>
+              <w:left w:type="dxa" w:w="100"/>
+              <w:bottom w:type="dxa" w:w="60"/>
+              <w:right w:type="dxa" w:w="100"/>
+            </w:tcMar>
+            <w:vAlign w:val="top"/>
+          </w:tcPr>
+          <w:p>
+            <w:pPr>
+              <w:spacing w:after="0"/>
+              <w:jc w:val="left"/>
+            </w:pPr>
+            <w:r>
+              <w:rPr>
+                <w:rFonts w:ascii="Arial" w:cs="Arial" w:eastAsia="Arial" w:hAnsi="Arial"/>
+                <w:color w:val="1A1A1A"/>
+                <w:sz w:val="20"/>
+                <w:szCs w:val="20"/>
+              </w:rPr>
+              <w:t xml:space="preserve">Freight tunnel ventilation failure</w:t>
+            </w:r>
+          </w:p>
+        </w:tc>
+        <w:tc>
+          <w:tcPr>
+            <w:tcW w:type="dxa" w:w="3026"/>
+            <w:tcMar>
+              <w:top w:type="dxa" w:w="60"/>
+              <w:left w:type="dxa" w:w="100"/>
+              <w:bottom w:type="dxa" w:w="60"/>
+              <w:right w:type="dxa" w:w="100"/>
+            </w:tcMar>
+          </w:tcPr>
+          <w:p>
+            <w:pPr>
+              <w:spacing w:after="0"/>
+            </w:pPr>
+            <w:r>
+              <w:rPr>
+                <w:rFonts w:ascii="Courier New" w:cs="Courier New" w:eastAsia="Courier New" w:hAnsi="Courier New"/>
+                <w:color w:val="1A1A1A"/>
+                <w:sz w:val="20"/>
+                <w:szCs w:val="20"/>
+              </w:rPr>
+              <w:t xml:space="preserve">Procedure P-09</w:t>
+            </w:r>
+          </w:p>
+        </w:tc>
+      </w:tr>
+      <w:tr>
+        <w:tc>
+          <w:tcPr>
+            <w:tcW w:type="dxa" w:w="1800"/>
+            <w:tcMar>
+              <w:top w:type="dxa" w:w="60"/>
+              <w:left w:type="dxa" w:w="100"/>
+              <w:bottom w:type="dxa" w:w="60"/>
+              <w:right w:type="dxa" w:w="100"/>
+            </w:tcMar>
+            <w:vAlign w:val="top"/>
+          </w:tcPr>
+          <w:p>
+            <w:pPr>
+              <w:spacing w:after="0"/>
+              <w:jc w:val="left"/>
+            </w:pPr>
+            <w:r>
+              <w:rPr>
+                <w:rFonts w:ascii="Courier New" w:cs="Courier New" w:eastAsia="Courier New" w:hAnsi="Courier New"/>
+                <w:b/>
+                <w:bCs/>
+                <w:color w:val="1A1A1A"/>
+                <w:sz w:val="20"/>
+                <w:szCs w:val="20"/>
+              </w:rPr>
+              <w:t xml:space="preserve">F-608</w:t>
+            </w:r>
+          </w:p>
+        </w:tc>
+        <w:tc>
+          <w:tcPr>
+            <w:tcW w:type="dxa" w:w="4200"/>
+            <w:tcMar>
+              <w:top w:type="dxa" w:w="60"/>
+              <w:left w:type="dxa" w:w="100"/>
+              <w:bottom w:type="dxa" w:w="60"/>
+              <w:right w:type="dxa" w:w="100"/>
+            </w:tcMar>
+            <w:vAlign w:val="top"/>
+          </w:tcPr>
+          <w:p>
+            <w:pPr>
+              <w:spacing w:after="0"/>
+              <w:jc w:val="left"/>
+            </w:pPr>
+            <w:r>
+              <w:rPr>
+                <w:rFonts w:ascii="Arial" w:cs="Arial" w:eastAsia="Arial" w:hAnsi="Arial"/>
+                <w:color w:val="1A1A1A"/>
+                <w:sz w:val="20"/>
+                <w:szCs w:val="20"/>
+              </w:rPr>
+              <w:t xml:space="preserve">Rail interlock cascade</w:t>
+            </w:r>
+          </w:p>
+        </w:tc>
+        <w:tc>
+          <w:tcPr>
+            <w:tcW w:type="dxa" w:w="3026"/>
+            <w:tcMar>
+              <w:top w:type="dxa" w:w="60"/>
+              <w:left w:type="dxa" w:w="100"/>
+              <w:bottom w:type="dxa" w:w="60"/>
+              <w:right w:type="dxa" w:w="100"/>
+            </w:tcMar>
+          </w:tcPr>
+          <w:p>
+            <w:pPr>
+              <w:spacing w:after="0"/>
+            </w:pPr>
+            <w:r>
+              <w:rPr>
+                <w:rFonts w:ascii="Courier New" w:cs="Courier New" w:eastAsia="Courier New" w:hAnsi="Courier New"/>
+                <w:color w:val="1A1A1A"/>
+                <w:sz w:val="20"/>
+                <w:szCs w:val="20"/>
+              </w:rPr>
+              <w:t xml:space="preserve">Procedure P-10 · TIME-CRITICAL</w:t>
             </w:r>
           </w:p>
         </w:tc>
@@ -6010,6 +6176,870 @@
           <w:szCs w:val="20"/>
         </w:rPr>
         <w:t xml:space="preserve">P-08-[VALUE]-[VALUE 2]</w:t>
+      </w:r>
+    </w:p>
+    <w:p>
+      <w:pPr>
+        <w:pBdr>
+          <w:bottom w:val="single" w:color="9A9A9A" w:sz="8"/>
+        </w:pBdr>
+        <w:spacing w:after="100" w:before="240"/>
+      </w:pPr>
+      <w:r>
+        <w:rPr>
+          <w:rFonts w:ascii="Courier New" w:cs="Courier New" w:eastAsia="Courier New" w:hAnsi="Courier New"/>
+          <w:b/>
+          <w:bCs/>
+          <w:color w:val="9A9A9A"/>
+          <w:sz w:val="24"/>
+          <w:szCs w:val="24"/>
+        </w:rPr>
+        <w:t xml:space="preserve">PROCEDURE P-09</w:t>
+      </w:r>
+      <w:r>
+        <w:rPr>
+          <w:rFonts w:ascii="Arial" w:cs="Arial" w:eastAsia="Arial" w:hAnsi="Arial"/>
+          <w:b/>
+          <w:bCs/>
+          <w:color w:val="1A1A1A"/>
+          <w:sz w:val="24"/>
+          <w:szCs w:val="24"/>
+        </w:rPr>
+        <w:t xml:space="preserve">   Freight tunnel ventilation failure</w:t>
+      </w:r>
+    </w:p>
+    <w:tbl>
+      <w:tblPr>
+        <w:tblW w:type="dxa" w:w="9026"/>
+        <w:tblBorders>
+          <w:top w:val="single" w:color="BFBFBF" w:sz="4"/>
+          <w:left w:val="single" w:color="BFBFBF" w:sz="4"/>
+          <w:bottom w:val="single" w:color="BFBFBF" w:sz="4"/>
+          <w:right w:val="single" w:color="BFBFBF" w:sz="4"/>
+          <w:insideH w:val="single" w:color="BFBFBF" w:sz="4"/>
+          <w:insideV w:val="single" w:color="BFBFBF" w:sz="4"/>
+        </w:tblBorders>
+      </w:tblPr>
+      <w:tblGrid>
+        <w:gridCol w:w="1900"/>
+        <w:gridCol w:w="1700"/>
+        <w:gridCol w:w="1200"/>
+        <w:gridCol w:w="900"/>
+        <w:gridCol w:w="1700"/>
+        <w:gridCol w:w="1626"/>
+      </w:tblGrid>
+      <w:tr>
+        <w:tc>
+          <w:tcPr>
+            <w:tcW w:type="dxa" w:w="1900"/>
+            <w:shd w:fill="F2F2F2" w:color="auto" w:val="clear"/>
+            <w:tcMar>
+              <w:top w:type="dxa" w:w="60"/>
+              <w:left w:type="dxa" w:w="100"/>
+              <w:bottom w:type="dxa" w:w="60"/>
+              <w:right w:type="dxa" w:w="100"/>
+            </w:tcMar>
+            <w:vAlign w:val="top"/>
+          </w:tcPr>
+          <w:p>
+            <w:pPr>
+              <w:spacing w:after="0"/>
+              <w:jc w:val="left"/>
+            </w:pPr>
+            <w:r>
+              <w:rPr>
+                <w:rFonts w:ascii="Arial" w:cs="Arial" w:eastAsia="Arial" w:hAnsi="Arial"/>
+                <w:b/>
+                <w:bCs/>
+                <w:color w:val="1A1A1A"/>
+                <w:sz w:val="20"/>
+                <w:szCs w:val="20"/>
+              </w:rPr>
+              <w:t xml:space="preserve">APPLIES TO</w:t>
+            </w:r>
+          </w:p>
+        </w:tc>
+        <w:tc>
+          <w:tcPr>
+            <w:tcW w:type="dxa" w:w="1700"/>
+            <w:tcMar>
+              <w:top w:type="dxa" w:w="60"/>
+              <w:left w:type="dxa" w:w="100"/>
+              <w:bottom w:type="dxa" w:w="60"/>
+              <w:right w:type="dxa" w:w="100"/>
+            </w:tcMar>
+            <w:vAlign w:val="top"/>
+          </w:tcPr>
+          <w:p>
+            <w:pPr>
+              <w:spacing w:after="0"/>
+              <w:jc w:val="left"/>
+            </w:pPr>
+            <w:r>
+              <w:rPr>
+                <w:rFonts w:ascii="Courier New" w:cs="Courier New" w:eastAsia="Courier New" w:hAnsi="Courier New"/>
+                <w:color w:val="1A1A1A"/>
+                <w:sz w:val="20"/>
+                <w:szCs w:val="20"/>
+              </w:rPr>
+              <w:t xml:space="preserve">F-607</w:t>
+            </w:r>
+          </w:p>
+        </w:tc>
+        <w:tc>
+          <w:tcPr>
+            <w:tcW w:type="dxa" w:w="1200"/>
+            <w:shd w:fill="F2F2F2" w:color="auto" w:val="clear"/>
+            <w:tcMar>
+              <w:top w:type="dxa" w:w="60"/>
+              <w:left w:type="dxa" w:w="100"/>
+              <w:bottom w:type="dxa" w:w="60"/>
+              <w:right w:type="dxa" w:w="100"/>
+            </w:tcMar>
+            <w:vAlign w:val="top"/>
+          </w:tcPr>
+          <w:p>
+            <w:pPr>
+              <w:spacing w:after="0"/>
+              <w:jc w:val="left"/>
+            </w:pPr>
+            <w:r>
+              <w:rPr>
+                <w:rFonts w:ascii="Arial" w:cs="Arial" w:eastAsia="Arial" w:hAnsi="Arial"/>
+                <w:b/>
+                <w:bCs/>
+                <w:color w:val="1A1A1A"/>
+                <w:sz w:val="20"/>
+                <w:szCs w:val="20"/>
+              </w:rPr>
+              <w:t xml:space="preserve">CREW</w:t>
+            </w:r>
+          </w:p>
+        </w:tc>
+        <w:tc>
+          <w:tcPr>
+            <w:tcW w:type="dxa" w:w="900"/>
+            <w:tcMar>
+              <w:top w:type="dxa" w:w="60"/>
+              <w:left w:type="dxa" w:w="100"/>
+              <w:bottom w:type="dxa" w:w="60"/>
+              <w:right w:type="dxa" w:w="100"/>
+            </w:tcMar>
+            <w:vAlign w:val="top"/>
+          </w:tcPr>
+          <w:p>
+            <w:pPr>
+              <w:spacing w:after="0"/>
+              <w:jc w:val="left"/>
+            </w:pPr>
+            <w:r>
+              <w:rPr>
+                <w:rFonts w:ascii="Arial" w:cs="Arial" w:eastAsia="Arial" w:hAnsi="Arial"/>
+                <w:color w:val="1A1A1A"/>
+                <w:sz w:val="20"/>
+                <w:szCs w:val="20"/>
+              </w:rPr>
+              <w:t xml:space="preserve">2</w:t>
+            </w:r>
+          </w:p>
+        </w:tc>
+        <w:tc>
+          <w:tcPr>
+            <w:tcW w:type="dxa" w:w="1700"/>
+            <w:shd w:fill="F2F2F2" w:color="auto" w:val="clear"/>
+            <w:tcMar>
+              <w:top w:type="dxa" w:w="60"/>
+              <w:left w:type="dxa" w:w="100"/>
+              <w:bottom w:type="dxa" w:w="60"/>
+              <w:right w:type="dxa" w:w="100"/>
+            </w:tcMar>
+            <w:vAlign w:val="top"/>
+          </w:tcPr>
+          <w:p>
+            <w:pPr>
+              <w:spacing w:after="0"/>
+              <w:jc w:val="left"/>
+            </w:pPr>
+            <w:r>
+              <w:rPr>
+                <w:rFonts w:ascii="Arial" w:cs="Arial" w:eastAsia="Arial" w:hAnsi="Arial"/>
+                <w:b/>
+                <w:bCs/>
+                <w:color w:val="1A1A1A"/>
+                <w:sz w:val="20"/>
+                <w:szCs w:val="20"/>
+              </w:rPr>
+              <w:t xml:space="preserve">MATERIALS</w:t>
+            </w:r>
+          </w:p>
+        </w:tc>
+        <w:tc>
+          <w:tcPr>
+            <w:tcW w:type="dxa" w:w="1626"/>
+            <w:tcMar>
+              <w:top w:type="dxa" w:w="60"/>
+              <w:left w:type="dxa" w:w="100"/>
+              <w:bottom w:type="dxa" w:w="60"/>
+              <w:right w:type="dxa" w:w="100"/>
+            </w:tcMar>
+            <w:vAlign w:val="top"/>
+          </w:tcPr>
+          <w:p>
+            <w:pPr>
+              <w:spacing w:after="0"/>
+              <w:jc w:val="left"/>
+            </w:pPr>
+            <w:r>
+              <w:rPr>
+                <w:rFonts w:ascii="Arial" w:cs="Arial" w:eastAsia="Arial" w:hAnsi="Arial"/>
+                <w:color w:val="1A1A1A"/>
+                <w:sz w:val="20"/>
+                <w:szCs w:val="20"/>
+              </w:rPr>
+              <w:t xml:space="preserve">1 Power, 1 Parts</w:t>
+            </w:r>
+          </w:p>
+        </w:tc>
+      </w:tr>
+    </w:tbl>
+    <w:p>
+      <w:pPr>
+        <w:spacing w:after="60"/>
+        <w:ind w:left="340" w:hanging="340"/>
+      </w:pPr>
+      <w:r>
+        <w:rPr>
+          <w:rFonts w:ascii="Courier New" w:cs="Courier New" w:eastAsia="Courier New" w:hAnsi="Courier New"/>
+          <w:color w:val="1A1A1A"/>
+          <w:sz w:val="20"/>
+          <w:szCs w:val="20"/>
+        </w:rPr>
+        <w:t xml:space="preserve">1.  </w:t>
+      </w:r>
+      <w:r>
+        <w:rPr>
+          <w:rFonts w:ascii="Arial" w:cs="Arial" w:eastAsia="Arial" w:hAnsi="Arial"/>
+          <w:color w:val="1A1A1A"/>
+          <w:sz w:val="20"/>
+          <w:szCs w:val="20"/>
+        </w:rPr>
+        <w:t xml:space="preserve">Confirm the fault code on the alert card matches F-607.</w:t>
+      </w:r>
+    </w:p>
+    <w:p>
+      <w:pPr>
+        <w:spacing w:after="60"/>
+        <w:ind w:left="340" w:hanging="340"/>
+      </w:pPr>
+      <w:r>
+        <w:rPr>
+          <w:rFonts w:ascii="Courier New" w:cs="Courier New" w:eastAsia="Courier New" w:hAnsi="Courier New"/>
+          <w:color w:val="1A1A1A"/>
+          <w:sz w:val="20"/>
+          <w:szCs w:val="20"/>
+        </w:rPr>
+        <w:t xml:space="preserve">2.  </w:t>
+      </w:r>
+      <w:r>
+        <w:rPr>
+          <w:rFonts w:ascii="Arial" w:cs="Arial" w:eastAsia="Arial" w:hAnsi="Arial"/>
+          <w:color w:val="1A1A1A"/>
+          <w:sz w:val="20"/>
+          <w:szCs w:val="20"/>
+        </w:rPr>
+        <w:t xml:space="preserve">Assign crew: 2 worker(s) minimum. Fewer will not hold the isolation.</w:t>
+      </w:r>
+    </w:p>
+    <w:p>
+      <w:pPr>
+        <w:spacing w:after="60"/>
+        <w:ind w:left="340" w:hanging="340"/>
+      </w:pPr>
+      <w:r>
+        <w:rPr>
+          <w:rFonts w:ascii="Courier New" w:cs="Courier New" w:eastAsia="Courier New" w:hAnsi="Courier New"/>
+          <w:color w:val="1A1A1A"/>
+          <w:sz w:val="20"/>
+          <w:szCs w:val="20"/>
+        </w:rPr>
+        <w:t xml:space="preserve">3.  </w:t>
+      </w:r>
+      <w:r>
+        <w:rPr>
+          <w:rFonts w:ascii="Arial" w:cs="Arial" w:eastAsia="Arial" w:hAnsi="Arial"/>
+          <w:color w:val="1A1A1A"/>
+          <w:sz w:val="20"/>
+          <w:szCs w:val="20"/>
+        </w:rPr>
+        <w:t xml:space="preserve">Stage materials: 1 Power, 1 Parts.</w:t>
+      </w:r>
+    </w:p>
+    <w:p>
+      <w:pPr>
+        <w:spacing w:after="60"/>
+        <w:ind w:left="340" w:hanging="340"/>
+      </w:pPr>
+      <w:r>
+        <w:rPr>
+          <w:rFonts w:ascii="Courier New" w:cs="Courier New" w:eastAsia="Courier New" w:hAnsi="Courier New"/>
+          <w:color w:val="1A1A1A"/>
+          <w:sz w:val="20"/>
+          <w:szCs w:val="20"/>
+        </w:rPr>
+        <w:t xml:space="preserve">4.  </w:t>
+      </w:r>
+      <w:r>
+        <w:rPr>
+          <w:rFonts w:ascii="Arial" w:cs="Arial" w:eastAsia="Arial" w:hAnsi="Arial"/>
+          <w:color w:val="1A1A1A"/>
+          <w:sz w:val="20"/>
+          <w:szCs w:val="20"/>
+        </w:rPr>
+        <w:t xml:space="preserve">Obtain the HEPA Array value from MED Manual, Table M-5. This value is not held in this binder.</w:t>
+      </w:r>
+    </w:p>
+    <w:p>
+      <w:pPr>
+        <w:spacing w:after="60"/>
+        <w:ind w:left="340" w:hanging="340"/>
+      </w:pPr>
+      <w:r>
+        <w:rPr>
+          <w:rFonts w:ascii="Courier New" w:cs="Courier New" w:eastAsia="Courier New" w:hAnsi="Courier New"/>
+          <w:color w:val="1A1A1A"/>
+          <w:sz w:val="20"/>
+          <w:szCs w:val="20"/>
+        </w:rPr>
+        <w:t xml:space="preserve">5.  </w:t>
+      </w:r>
+      <w:r>
+        <w:rPr>
+          <w:rFonts w:ascii="Arial" w:cs="Arial" w:eastAsia="Arial" w:hAnsi="Arial"/>
+          <w:color w:val="1A1A1A"/>
+          <w:sz w:val="20"/>
+          <w:szCs w:val="20"/>
+        </w:rPr>
+        <w:t xml:space="preserve">Obtain the Perimeter value from COM Manual, Table C-3. This value is not held in this binder.</w:t>
+      </w:r>
+    </w:p>
+    <w:p>
+      <w:pPr>
+        <w:spacing w:after="60"/>
+        <w:ind w:left="340" w:hanging="340"/>
+      </w:pPr>
+      <w:r>
+        <w:rPr>
+          <w:rFonts w:ascii="Courier New" w:cs="Courier New" w:eastAsia="Courier New" w:hAnsi="Courier New"/>
+          <w:color w:val="1A1A1A"/>
+          <w:sz w:val="20"/>
+          <w:szCs w:val="20"/>
+        </w:rPr>
+        <w:t xml:space="preserve">6.  </w:t>
+      </w:r>
+      <w:r>
+        <w:rPr>
+          <w:rFonts w:ascii="Arial" w:cs="Arial" w:eastAsia="Arial" w:hAnsi="Arial"/>
+          <w:color w:val="1A1A1A"/>
+          <w:sz w:val="20"/>
+          <w:szCs w:val="20"/>
+        </w:rPr>
+        <w:t xml:space="preserve">Enter the resolution code on the sector console in the format P-09-[VALUE]-[VALUE 2], substituting the value(s) above. Values are three digits.</w:t>
+      </w:r>
+    </w:p>
+    <w:p>
+      <w:pPr>
+        <w:spacing w:after="60"/>
+        <w:ind w:left="340" w:hanging="340"/>
+      </w:pPr>
+      <w:r>
+        <w:rPr>
+          <w:rFonts w:ascii="Courier New" w:cs="Courier New" w:eastAsia="Courier New" w:hAnsi="Courier New"/>
+          <w:color w:val="1A1A1A"/>
+          <w:sz w:val="20"/>
+          <w:szCs w:val="20"/>
+        </w:rPr>
+        <w:t xml:space="preserve">7.  </w:t>
+      </w:r>
+      <w:r>
+        <w:rPr>
+          <w:rFonts w:ascii="Arial" w:cs="Arial" w:eastAsia="Arial" w:hAnsi="Arial"/>
+          <w:color w:val="1A1A1A"/>
+          <w:sz w:val="20"/>
+          <w:szCs w:val="20"/>
+        </w:rPr>
+        <w:t xml:space="preserve">If the console rejects the entry, re-verify the source table before resubmitting. Three consecutive rejections lock the console for 20 seconds.</w:t>
+      </w:r>
+    </w:p>
+    <w:p>
+      <w:pPr>
+        <w:shd w:fill="F2F2F2" w:color="auto" w:val="clear"/>
+        <w:spacing w:after="120" w:before="100"/>
+      </w:pPr>
+      <w:r>
+        <w:rPr>
+          <w:rFonts w:ascii="Arial" w:cs="Arial" w:eastAsia="Arial" w:hAnsi="Arial"/>
+          <w:b/>
+          <w:bCs/>
+          <w:color w:val="1A1A1A"/>
+          <w:sz w:val="20"/>
+          <w:szCs w:val="20"/>
+        </w:rPr>
+        <w:t xml:space="preserve">CODE FORMAT:  </w:t>
+      </w:r>
+      <w:r>
+        <w:rPr>
+          <w:rFonts w:ascii="Courier New" w:cs="Courier New" w:eastAsia="Courier New" w:hAnsi="Courier New"/>
+          <w:b/>
+          <w:bCs/>
+          <w:color w:val="1A1A1A"/>
+          <w:sz w:val="20"/>
+          <w:szCs w:val="20"/>
+        </w:rPr>
+        <w:t xml:space="preserve">P-09-[VALUE]-[VALUE 2]</w:t>
+      </w:r>
+    </w:p>
+    <w:p>
+      <w:pPr>
+        <w:pBdr>
+          <w:bottom w:val="single" w:color="9A9A9A" w:sz="8"/>
+        </w:pBdr>
+        <w:spacing w:after="100" w:before="240"/>
+      </w:pPr>
+      <w:r>
+        <w:rPr>
+          <w:rFonts w:ascii="Courier New" w:cs="Courier New" w:eastAsia="Courier New" w:hAnsi="Courier New"/>
+          <w:b/>
+          <w:bCs/>
+          <w:color w:val="9A9A9A"/>
+          <w:sz w:val="24"/>
+          <w:szCs w:val="24"/>
+        </w:rPr>
+        <w:t xml:space="preserve">PROCEDURE P-10</w:t>
+      </w:r>
+      <w:r>
+        <w:rPr>
+          <w:rFonts w:ascii="Arial" w:cs="Arial" w:eastAsia="Arial" w:hAnsi="Arial"/>
+          <w:b/>
+          <w:bCs/>
+          <w:color w:val="1A1A1A"/>
+          <w:sz w:val="24"/>
+          <w:szCs w:val="24"/>
+        </w:rPr>
+        <w:t xml:space="preserve">   Rail interlock cascade — TIME-CRITICAL</w:t>
+      </w:r>
+    </w:p>
+    <w:tbl>
+      <w:tblPr>
+        <w:tblW w:type="dxa" w:w="9026"/>
+        <w:tblBorders>
+          <w:top w:val="single" w:color="BFBFBF" w:sz="4"/>
+          <w:left w:val="single" w:color="BFBFBF" w:sz="4"/>
+          <w:bottom w:val="single" w:color="BFBFBF" w:sz="4"/>
+          <w:right w:val="single" w:color="BFBFBF" w:sz="4"/>
+          <w:insideH w:val="single" w:color="BFBFBF" w:sz="4"/>
+          <w:insideV w:val="single" w:color="BFBFBF" w:sz="4"/>
+        </w:tblBorders>
+      </w:tblPr>
+      <w:tblGrid>
+        <w:gridCol w:w="1900"/>
+        <w:gridCol w:w="1700"/>
+        <w:gridCol w:w="1200"/>
+        <w:gridCol w:w="900"/>
+        <w:gridCol w:w="1700"/>
+        <w:gridCol w:w="1626"/>
+      </w:tblGrid>
+      <w:tr>
+        <w:tc>
+          <w:tcPr>
+            <w:tcW w:type="dxa" w:w="1900"/>
+            <w:shd w:fill="F2F2F2" w:color="auto" w:val="clear"/>
+            <w:tcMar>
+              <w:top w:type="dxa" w:w="60"/>
+              <w:left w:type="dxa" w:w="100"/>
+              <w:bottom w:type="dxa" w:w="60"/>
+              <w:right w:type="dxa" w:w="100"/>
+            </w:tcMar>
+            <w:vAlign w:val="top"/>
+          </w:tcPr>
+          <w:p>
+            <w:pPr>
+              <w:spacing w:after="0"/>
+              <w:jc w:val="left"/>
+            </w:pPr>
+            <w:r>
+              <w:rPr>
+                <w:rFonts w:ascii="Arial" w:cs="Arial" w:eastAsia="Arial" w:hAnsi="Arial"/>
+                <w:b/>
+                <w:bCs/>
+                <w:color w:val="1A1A1A"/>
+                <w:sz w:val="20"/>
+                <w:szCs w:val="20"/>
+              </w:rPr>
+              <w:t xml:space="preserve">APPLIES TO</w:t>
+            </w:r>
+          </w:p>
+        </w:tc>
+        <w:tc>
+          <w:tcPr>
+            <w:tcW w:type="dxa" w:w="1700"/>
+            <w:tcMar>
+              <w:top w:type="dxa" w:w="60"/>
+              <w:left w:type="dxa" w:w="100"/>
+              <w:bottom w:type="dxa" w:w="60"/>
+              <w:right w:type="dxa" w:w="100"/>
+            </w:tcMar>
+            <w:vAlign w:val="top"/>
+          </w:tcPr>
+          <w:p>
+            <w:pPr>
+              <w:spacing w:after="0"/>
+              <w:jc w:val="left"/>
+            </w:pPr>
+            <w:r>
+              <w:rPr>
+                <w:rFonts w:ascii="Courier New" w:cs="Courier New" w:eastAsia="Courier New" w:hAnsi="Courier New"/>
+                <w:color w:val="1A1A1A"/>
+                <w:sz w:val="20"/>
+                <w:szCs w:val="20"/>
+              </w:rPr>
+              <w:t xml:space="preserve">F-608</w:t>
+            </w:r>
+          </w:p>
+        </w:tc>
+        <w:tc>
+          <w:tcPr>
+            <w:tcW w:type="dxa" w:w="1200"/>
+            <w:shd w:fill="F2F2F2" w:color="auto" w:val="clear"/>
+            <w:tcMar>
+              <w:top w:type="dxa" w:w="60"/>
+              <w:left w:type="dxa" w:w="100"/>
+              <w:bottom w:type="dxa" w:w="60"/>
+              <w:right w:type="dxa" w:w="100"/>
+            </w:tcMar>
+            <w:vAlign w:val="top"/>
+          </w:tcPr>
+          <w:p>
+            <w:pPr>
+              <w:spacing w:after="0"/>
+              <w:jc w:val="left"/>
+            </w:pPr>
+            <w:r>
+              <w:rPr>
+                <w:rFonts w:ascii="Arial" w:cs="Arial" w:eastAsia="Arial" w:hAnsi="Arial"/>
+                <w:b/>
+                <w:bCs/>
+                <w:color w:val="1A1A1A"/>
+                <w:sz w:val="20"/>
+                <w:szCs w:val="20"/>
+              </w:rPr>
+              <w:t xml:space="preserve">CREW</w:t>
+            </w:r>
+          </w:p>
+        </w:tc>
+        <w:tc>
+          <w:tcPr>
+            <w:tcW w:type="dxa" w:w="900"/>
+            <w:tcMar>
+              <w:top w:type="dxa" w:w="60"/>
+              <w:left w:type="dxa" w:w="100"/>
+              <w:bottom w:type="dxa" w:w="60"/>
+              <w:right w:type="dxa" w:w="100"/>
+            </w:tcMar>
+            <w:vAlign w:val="top"/>
+          </w:tcPr>
+          <w:p>
+            <w:pPr>
+              <w:spacing w:after="0"/>
+              <w:jc w:val="left"/>
+            </w:pPr>
+            <w:r>
+              <w:rPr>
+                <w:rFonts w:ascii="Arial" w:cs="Arial" w:eastAsia="Arial" w:hAnsi="Arial"/>
+                <w:color w:val="1A1A1A"/>
+                <w:sz w:val="20"/>
+                <w:szCs w:val="20"/>
+              </w:rPr>
+              <w:t xml:space="preserve">3</w:t>
+            </w:r>
+          </w:p>
+        </w:tc>
+        <w:tc>
+          <w:tcPr>
+            <w:tcW w:type="dxa" w:w="1700"/>
+            <w:shd w:fill="F2F2F2" w:color="auto" w:val="clear"/>
+            <w:tcMar>
+              <w:top w:type="dxa" w:w="60"/>
+              <w:left w:type="dxa" w:w="100"/>
+              <w:bottom w:type="dxa" w:w="60"/>
+              <w:right w:type="dxa" w:w="100"/>
+            </w:tcMar>
+            <w:vAlign w:val="top"/>
+          </w:tcPr>
+          <w:p>
+            <w:pPr>
+              <w:spacing w:after="0"/>
+              <w:jc w:val="left"/>
+            </w:pPr>
+            <w:r>
+              <w:rPr>
+                <w:rFonts w:ascii="Arial" w:cs="Arial" w:eastAsia="Arial" w:hAnsi="Arial"/>
+                <w:b/>
+                <w:bCs/>
+                <w:color w:val="1A1A1A"/>
+                <w:sz w:val="20"/>
+                <w:szCs w:val="20"/>
+              </w:rPr>
+              <w:t xml:space="preserve">MATERIALS</w:t>
+            </w:r>
+          </w:p>
+        </w:tc>
+        <w:tc>
+          <w:tcPr>
+            <w:tcW w:type="dxa" w:w="1626"/>
+            <w:tcMar>
+              <w:top w:type="dxa" w:w="60"/>
+              <w:left w:type="dxa" w:w="100"/>
+              <w:bottom w:type="dxa" w:w="60"/>
+              <w:right w:type="dxa" w:w="100"/>
+            </w:tcMar>
+            <w:vAlign w:val="top"/>
+          </w:tcPr>
+          <w:p>
+            <w:pPr>
+              <w:spacing w:after="0"/>
+              <w:jc w:val="left"/>
+            </w:pPr>
+            <w:r>
+              <w:rPr>
+                <w:rFonts w:ascii="Arial" w:cs="Arial" w:eastAsia="Arial" w:hAnsi="Arial"/>
+                <w:color w:val="1A1A1A"/>
+                <w:sz w:val="20"/>
+                <w:szCs w:val="20"/>
+              </w:rPr>
+              <w:t xml:space="preserve">2 Parts, 1 Power</w:t>
+            </w:r>
+          </w:p>
+        </w:tc>
+      </w:tr>
+    </w:tbl>
+    <w:p>
+      <w:pPr>
+        <w:spacing w:after="60"/>
+        <w:ind w:left="340" w:hanging="340"/>
+      </w:pPr>
+      <w:r>
+        <w:rPr>
+          <w:rFonts w:ascii="Courier New" w:cs="Courier New" w:eastAsia="Courier New" w:hAnsi="Courier New"/>
+          <w:color w:val="1A1A1A"/>
+          <w:sz w:val="20"/>
+          <w:szCs w:val="20"/>
+        </w:rPr>
+        <w:t xml:space="preserve">1.  </w:t>
+      </w:r>
+      <w:r>
+        <w:rPr>
+          <w:rFonts w:ascii="Arial" w:cs="Arial" w:eastAsia="Arial" w:hAnsi="Arial"/>
+          <w:color w:val="1A1A1A"/>
+          <w:sz w:val="20"/>
+          <w:szCs w:val="20"/>
+        </w:rPr>
+        <w:t xml:space="preserve">Confirm the fault code on the alert card matches F-608.</w:t>
+      </w:r>
+    </w:p>
+    <w:p>
+      <w:pPr>
+        <w:spacing w:after="60"/>
+        <w:ind w:left="340" w:hanging="340"/>
+      </w:pPr>
+      <w:r>
+        <w:rPr>
+          <w:rFonts w:ascii="Courier New" w:cs="Courier New" w:eastAsia="Courier New" w:hAnsi="Courier New"/>
+          <w:color w:val="1A1A1A"/>
+          <w:sz w:val="20"/>
+          <w:szCs w:val="20"/>
+        </w:rPr>
+        <w:t xml:space="preserve">2.  </w:t>
+      </w:r>
+      <w:r>
+        <w:rPr>
+          <w:rFonts w:ascii="Arial" w:cs="Arial" w:eastAsia="Arial" w:hAnsi="Arial"/>
+          <w:color w:val="1A1A1A"/>
+          <w:sz w:val="20"/>
+          <w:szCs w:val="20"/>
+        </w:rPr>
+        <w:t xml:space="preserve">TIME-CRITICAL: Integrity falls fast while this fault stays open. Work it ahead of anything that can wait. Nothing counts down.</w:t>
+      </w:r>
+    </w:p>
+    <w:p>
+      <w:pPr>
+        <w:spacing w:after="60"/>
+        <w:ind w:left="340" w:hanging="340"/>
+      </w:pPr>
+      <w:r>
+        <w:rPr>
+          <w:rFonts w:ascii="Courier New" w:cs="Courier New" w:eastAsia="Courier New" w:hAnsi="Courier New"/>
+          <w:color w:val="1A1A1A"/>
+          <w:sz w:val="20"/>
+          <w:szCs w:val="20"/>
+        </w:rPr>
+        <w:t xml:space="preserve">3.  </w:t>
+      </w:r>
+      <w:r>
+        <w:rPr>
+          <w:rFonts w:ascii="Arial" w:cs="Arial" w:eastAsia="Arial" w:hAnsi="Arial"/>
+          <w:color w:val="1A1A1A"/>
+          <w:sz w:val="20"/>
+          <w:szCs w:val="20"/>
+        </w:rPr>
+        <w:t xml:space="preserve">Assign crew: 3 worker(s) minimum. Fewer will not hold the isolation.</w:t>
+      </w:r>
+    </w:p>
+    <w:p>
+      <w:pPr>
+        <w:spacing w:after="60"/>
+        <w:ind w:left="340" w:hanging="340"/>
+      </w:pPr>
+      <w:r>
+        <w:rPr>
+          <w:rFonts w:ascii="Courier New" w:cs="Courier New" w:eastAsia="Courier New" w:hAnsi="Courier New"/>
+          <w:color w:val="1A1A1A"/>
+          <w:sz w:val="20"/>
+          <w:szCs w:val="20"/>
+        </w:rPr>
+        <w:t xml:space="preserve">4.  </w:t>
+      </w:r>
+      <w:r>
+        <w:rPr>
+          <w:rFonts w:ascii="Arial" w:cs="Arial" w:eastAsia="Arial" w:hAnsi="Arial"/>
+          <w:color w:val="1A1A1A"/>
+          <w:sz w:val="20"/>
+          <w:szCs w:val="20"/>
+        </w:rPr>
+        <w:t xml:space="preserve">Stage materials: 2 Parts, 1 Power.</w:t>
+      </w:r>
+    </w:p>
+    <w:p>
+      <w:pPr>
+        <w:spacing w:after="60"/>
+        <w:ind w:left="340" w:hanging="340"/>
+      </w:pPr>
+      <w:r>
+        <w:rPr>
+          <w:rFonts w:ascii="Courier New" w:cs="Courier New" w:eastAsia="Courier New" w:hAnsi="Courier New"/>
+          <w:color w:val="1A1A1A"/>
+          <w:sz w:val="20"/>
+          <w:szCs w:val="20"/>
+        </w:rPr>
+        <w:t xml:space="preserve">5.  </w:t>
+      </w:r>
+      <w:r>
+        <w:rPr>
+          <w:rFonts w:ascii="Arial" w:cs="Arial" w:eastAsia="Arial" w:hAnsi="Arial"/>
+          <w:color w:val="1A1A1A"/>
+          <w:sz w:val="20"/>
+          <w:szCs w:val="20"/>
+        </w:rPr>
+        <w:t xml:space="preserve">Obtain the Ring Main value from POW Manual, Table P-2. This value is not held in this binder.</w:t>
+      </w:r>
+    </w:p>
+    <w:p>
+      <w:pPr>
+        <w:spacing w:after="60"/>
+        <w:ind w:left="340" w:hanging="340"/>
+      </w:pPr>
+      <w:r>
+        <w:rPr>
+          <w:rFonts w:ascii="Courier New" w:cs="Courier New" w:eastAsia="Courier New" w:hAnsi="Courier New"/>
+          <w:color w:val="1A1A1A"/>
+          <w:sz w:val="20"/>
+          <w:szCs w:val="20"/>
+        </w:rPr>
+        <w:t xml:space="preserve">6.  </w:t>
+      </w:r>
+      <w:r>
+        <w:rPr>
+          <w:rFonts w:ascii="Arial" w:cs="Arial" w:eastAsia="Arial" w:hAnsi="Arial"/>
+          <w:color w:val="1A1A1A"/>
+          <w:sz w:val="20"/>
+          <w:szCs w:val="20"/>
+        </w:rPr>
+        <w:t xml:space="preserve">Obtain the Backup Pump value from WTR Manual, Table W-3. This value is not held in this binder.</w:t>
+      </w:r>
+    </w:p>
+    <w:p>
+      <w:pPr>
+        <w:spacing w:after="60"/>
+        <w:ind w:left="340" w:hanging="340"/>
+      </w:pPr>
+      <w:r>
+        <w:rPr>
+          <w:rFonts w:ascii="Courier New" w:cs="Courier New" w:eastAsia="Courier New" w:hAnsi="Courier New"/>
+          <w:color w:val="1A1A1A"/>
+          <w:sz w:val="20"/>
+          <w:szCs w:val="20"/>
+        </w:rPr>
+        <w:t xml:space="preserve">7.  </w:t>
+      </w:r>
+      <w:r>
+        <w:rPr>
+          <w:rFonts w:ascii="Arial" w:cs="Arial" w:eastAsia="Arial" w:hAnsi="Arial"/>
+          <w:color w:val="1A1A1A"/>
+          <w:sz w:val="20"/>
+          <w:szCs w:val="20"/>
+        </w:rPr>
+        <w:t xml:space="preserve">Enter the resolution code on the sector console in the format P-10-[VALUE]-[VALUE 2], substituting the value(s) above. Values are three digits.</w:t>
+      </w:r>
+    </w:p>
+    <w:p>
+      <w:pPr>
+        <w:spacing w:after="60"/>
+        <w:ind w:left="340" w:hanging="340"/>
+      </w:pPr>
+      <w:r>
+        <w:rPr>
+          <w:rFonts w:ascii="Courier New" w:cs="Courier New" w:eastAsia="Courier New" w:hAnsi="Courier New"/>
+          <w:color w:val="1A1A1A"/>
+          <w:sz w:val="20"/>
+          <w:szCs w:val="20"/>
+        </w:rPr>
+        <w:t xml:space="preserve">8.  </w:t>
+      </w:r>
+      <w:r>
+        <w:rPr>
+          <w:rFonts w:ascii="Arial" w:cs="Arial" w:eastAsia="Arial" w:hAnsi="Arial"/>
+          <w:color w:val="1A1A1A"/>
+          <w:sz w:val="20"/>
+          <w:szCs w:val="20"/>
+        </w:rPr>
+        <w:t xml:space="preserve">If the console rejects the entry, re-verify the source table before resubmitting. Three consecutive rejections lock the console for 20 seconds.</w:t>
+      </w:r>
+    </w:p>
+    <w:p>
+      <w:pPr>
+        <w:shd w:fill="F2F2F2" w:color="auto" w:val="clear"/>
+        <w:spacing w:after="120" w:before="100"/>
+      </w:pPr>
+      <w:r>
+        <w:rPr>
+          <w:rFonts w:ascii="Arial" w:cs="Arial" w:eastAsia="Arial" w:hAnsi="Arial"/>
+          <w:b/>
+          <w:bCs/>
+          <w:color w:val="1A1A1A"/>
+          <w:sz w:val="20"/>
+          <w:szCs w:val="20"/>
+        </w:rPr>
+        <w:t xml:space="preserve">CODE FORMAT:  </w:t>
+      </w:r>
+      <w:r>
+        <w:rPr>
+          <w:rFonts w:ascii="Courier New" w:cs="Courier New" w:eastAsia="Courier New" w:hAnsi="Courier New"/>
+          <w:b/>
+          <w:bCs/>
+          <w:color w:val="1A1A1A"/>
+          <w:sz w:val="20"/>
+          <w:szCs w:val="20"/>
+        </w:rPr>
+        <w:t xml:space="preserve">P-10-[VALUE]-[VALUE 2]</w:t>
       </w:r>
     </w:p>
     <w:p>

--- a/kit/UNDERCITY_Binder_TRN.docx
+++ b/kit/UNDERCITY_Binder_TRN.docx
@@ -7410,9 +7410,9 @@
             <w:tcW w:type="dxa" w:w="3000"/>
             <w:shd w:fill="E9E9E9" w:color="auto" w:val="clear"/>
             <w:tcMar>
-              <w:top w:type="dxa" w:w="30"/>
+              <w:top w:type="dxa" w:w="20"/>
               <w:left w:type="dxa" w:w="110"/>
-              <w:bottom w:type="dxa" w:w="30"/>
+              <w:bottom w:type="dxa" w:w="20"/>
               <w:right w:type="dxa" w:w="90"/>
             </w:tcMar>
             <w:vAlign w:val="center"/>
@@ -7440,9 +7440,9 @@
             <w:gridSpan w:val="2"/>
             <w:shd w:fill="E9E9E9" w:color="auto" w:val="clear"/>
             <w:tcMar>
-              <w:top w:type="dxa" w:w="30"/>
+              <w:top w:type="dxa" w:w="20"/>
               <w:left w:type="dxa" w:w="110"/>
-              <w:bottom w:type="dxa" w:w="30"/>
+              <w:bottom w:type="dxa" w:w="20"/>
               <w:right w:type="dxa" w:w="90"/>
             </w:tcMar>
             <w:vAlign w:val="center"/>
@@ -7473,16 +7473,16 @@
           <w:tcPr>
             <w:tcW w:type="dxa" w:w="3000"/>
             <w:tcMar>
-              <w:top w:type="dxa" w:w="35"/>
+              <w:top w:type="dxa" w:w="25"/>
               <w:left w:type="dxa" w:w="110"/>
-              <w:bottom w:type="dxa" w:w="45"/>
-              <w:right w:type="dxa" w:w="90"/>
-            </w:tcMar>
-            <w:vAlign w:val="top"/>
-          </w:tcPr>
-          <w:p>
-            <w:pPr>
-              <w:spacing w:after="10"/>
+              <w:bottom w:type="dxa" w:w="30"/>
+              <w:right w:type="dxa" w:w="90"/>
+            </w:tcMar>
+            <w:vAlign w:val="top"/>
+          </w:tcPr>
+          <w:p>
+            <w:pPr>
+              <w:spacing w:after="0"/>
             </w:pPr>
             <w:r>
               <w:rPr>
@@ -7518,16 +7518,16 @@
           <w:tcPr>
             <w:tcW w:type="dxa" w:w="3000"/>
             <w:tcMar>
-              <w:top w:type="dxa" w:w="35"/>
+              <w:top w:type="dxa" w:w="25"/>
               <w:left w:type="dxa" w:w="110"/>
-              <w:bottom w:type="dxa" w:w="45"/>
-              <w:right w:type="dxa" w:w="90"/>
-            </w:tcMar>
-            <w:vAlign w:val="top"/>
-          </w:tcPr>
-          <w:p>
-            <w:pPr>
-              <w:spacing w:after="10"/>
+              <w:bottom w:type="dxa" w:w="30"/>
+              <w:right w:type="dxa" w:w="90"/>
+            </w:tcMar>
+            <w:vAlign w:val="top"/>
+          </w:tcPr>
+          <w:p>
+            <w:pPr>
+              <w:spacing w:after="0"/>
             </w:pPr>
             <w:r>
               <w:rPr>
@@ -7563,16 +7563,16 @@
           <w:tcPr>
             <w:tcW w:type="dxa" w:w="3000"/>
             <w:tcMar>
-              <w:top w:type="dxa" w:w="35"/>
+              <w:top w:type="dxa" w:w="25"/>
               <w:left w:type="dxa" w:w="110"/>
-              <w:bottom w:type="dxa" w:w="45"/>
-              <w:right w:type="dxa" w:w="90"/>
-            </w:tcMar>
-            <w:vAlign w:val="top"/>
-          </w:tcPr>
-          <w:p>
-            <w:pPr>
-              <w:spacing w:after="10"/>
+              <w:bottom w:type="dxa" w:w="30"/>
+              <w:right w:type="dxa" w:w="90"/>
+            </w:tcMar>
+            <w:vAlign w:val="top"/>
+          </w:tcPr>
+          <w:p>
+            <w:pPr>
+              <w:spacing w:after="0"/>
             </w:pPr>
             <w:r>
               <w:rPr>
@@ -7613,16 +7613,16 @@
           <w:tcPr>
             <w:tcW w:type="dxa" w:w="3000"/>
             <w:tcMar>
-              <w:top w:type="dxa" w:w="35"/>
+              <w:top w:type="dxa" w:w="25"/>
               <w:left w:type="dxa" w:w="110"/>
-              <w:bottom w:type="dxa" w:w="45"/>
-              <w:right w:type="dxa" w:w="90"/>
-            </w:tcMar>
-            <w:vAlign w:val="top"/>
-          </w:tcPr>
-          <w:p>
-            <w:pPr>
-              <w:spacing w:after="10"/>
+              <w:bottom w:type="dxa" w:w="30"/>
+              <w:right w:type="dxa" w:w="90"/>
+            </w:tcMar>
+            <w:vAlign w:val="top"/>
+          </w:tcPr>
+          <w:p>
+            <w:pPr>
+              <w:spacing w:after="0"/>
             </w:pPr>
             <w:r>
               <w:rPr>
@@ -7658,16 +7658,16 @@
           <w:tcPr>
             <w:tcW w:type="dxa" w:w="3000"/>
             <w:tcMar>
-              <w:top w:type="dxa" w:w="35"/>
+              <w:top w:type="dxa" w:w="25"/>
               <w:left w:type="dxa" w:w="110"/>
-              <w:bottom w:type="dxa" w:w="45"/>
-              <w:right w:type="dxa" w:w="90"/>
-            </w:tcMar>
-            <w:vAlign w:val="top"/>
-          </w:tcPr>
-          <w:p>
-            <w:pPr>
-              <w:spacing w:after="10"/>
+              <w:bottom w:type="dxa" w:w="30"/>
+              <w:right w:type="dxa" w:w="90"/>
+            </w:tcMar>
+            <w:vAlign w:val="top"/>
+          </w:tcPr>
+          <w:p>
+            <w:pPr>
+              <w:spacing w:after="0"/>
             </w:pPr>
             <w:r>
               <w:rPr>
@@ -7703,16 +7703,16 @@
           <w:tcPr>
             <w:tcW w:type="dxa" w:w="3000"/>
             <w:tcMar>
-              <w:top w:type="dxa" w:w="35"/>
+              <w:top w:type="dxa" w:w="25"/>
               <w:left w:type="dxa" w:w="110"/>
-              <w:bottom w:type="dxa" w:w="45"/>
-              <w:right w:type="dxa" w:w="90"/>
-            </w:tcMar>
-            <w:vAlign w:val="top"/>
-          </w:tcPr>
-          <w:p>
-            <w:pPr>
-              <w:spacing w:after="10"/>
+              <w:bottom w:type="dxa" w:w="30"/>
+              <w:right w:type="dxa" w:w="90"/>
+            </w:tcMar>
+            <w:vAlign w:val="top"/>
+          </w:tcPr>
+          <w:p>
+            <w:pPr>
+              <w:spacing w:after="0"/>
             </w:pPr>
             <w:r>
               <w:rPr>
@@ -7748,7 +7748,7 @@
     </w:tbl>
     <w:p>
       <w:pPr>
-        <w:spacing w:after="40"/>
+        <w:spacing w:after="24"/>
       </w:pPr>
     </w:p>
     <w:tbl>
@@ -7777,9 +7777,9 @@
             <w:tcW w:type="dxa" w:w="3000"/>
             <w:shd w:fill="E9E9E9" w:color="auto" w:val="clear"/>
             <w:tcMar>
-              <w:top w:type="dxa" w:w="30"/>
+              <w:top w:type="dxa" w:w="20"/>
               <w:left w:type="dxa" w:w="110"/>
-              <w:bottom w:type="dxa" w:w="30"/>
+              <w:bottom w:type="dxa" w:w="20"/>
               <w:right w:type="dxa" w:w="90"/>
             </w:tcMar>
             <w:vAlign w:val="center"/>
@@ -7807,9 +7807,9 @@
             <w:gridSpan w:val="2"/>
             <w:shd w:fill="E9E9E9" w:color="auto" w:val="clear"/>
             <w:tcMar>
-              <w:top w:type="dxa" w:w="30"/>
+              <w:top w:type="dxa" w:w="20"/>
               <w:left w:type="dxa" w:w="110"/>
-              <w:bottom w:type="dxa" w:w="30"/>
+              <w:bottom w:type="dxa" w:w="20"/>
               <w:right w:type="dxa" w:w="90"/>
             </w:tcMar>
             <w:vAlign w:val="center"/>
@@ -7840,16 +7840,16 @@
           <w:tcPr>
             <w:tcW w:type="dxa" w:w="3000"/>
             <w:tcMar>
-              <w:top w:type="dxa" w:w="35"/>
+              <w:top w:type="dxa" w:w="25"/>
               <w:left w:type="dxa" w:w="110"/>
-              <w:bottom w:type="dxa" w:w="45"/>
-              <w:right w:type="dxa" w:w="90"/>
-            </w:tcMar>
-            <w:vAlign w:val="top"/>
-          </w:tcPr>
-          <w:p>
-            <w:pPr>
-              <w:spacing w:after="10"/>
+              <w:bottom w:type="dxa" w:w="30"/>
+              <w:right w:type="dxa" w:w="90"/>
+            </w:tcMar>
+            <w:vAlign w:val="top"/>
+          </w:tcPr>
+          <w:p>
+            <w:pPr>
+              <w:spacing w:after="0"/>
             </w:pPr>
             <w:r>
               <w:rPr>
@@ -7885,16 +7885,16 @@
           <w:tcPr>
             <w:tcW w:type="dxa" w:w="3000"/>
             <w:tcMar>
-              <w:top w:type="dxa" w:w="35"/>
+              <w:top w:type="dxa" w:w="25"/>
               <w:left w:type="dxa" w:w="110"/>
-              <w:bottom w:type="dxa" w:w="45"/>
-              <w:right w:type="dxa" w:w="90"/>
-            </w:tcMar>
-            <w:vAlign w:val="top"/>
-          </w:tcPr>
-          <w:p>
-            <w:pPr>
-              <w:spacing w:after="10"/>
+              <w:bottom w:type="dxa" w:w="30"/>
+              <w:right w:type="dxa" w:w="90"/>
+            </w:tcMar>
+            <w:vAlign w:val="top"/>
+          </w:tcPr>
+          <w:p>
+            <w:pPr>
+              <w:spacing w:after="0"/>
             </w:pPr>
             <w:r>
               <w:rPr>
@@ -7930,16 +7930,16 @@
           <w:tcPr>
             <w:tcW w:type="dxa" w:w="3000"/>
             <w:tcMar>
-              <w:top w:type="dxa" w:w="35"/>
+              <w:top w:type="dxa" w:w="25"/>
               <w:left w:type="dxa" w:w="110"/>
-              <w:bottom w:type="dxa" w:w="45"/>
-              <w:right w:type="dxa" w:w="90"/>
-            </w:tcMar>
-            <w:vAlign w:val="top"/>
-          </w:tcPr>
-          <w:p>
-            <w:pPr>
-              <w:spacing w:after="10"/>
+              <w:bottom w:type="dxa" w:w="30"/>
+              <w:right w:type="dxa" w:w="90"/>
+            </w:tcMar>
+            <w:vAlign w:val="top"/>
+          </w:tcPr>
+          <w:p>
+            <w:pPr>
+              <w:spacing w:after="0"/>
             </w:pPr>
             <w:r>
               <w:rPr>
@@ -7980,16 +7980,16 @@
           <w:tcPr>
             <w:tcW w:type="dxa" w:w="3000"/>
             <w:tcMar>
-              <w:top w:type="dxa" w:w="35"/>
+              <w:top w:type="dxa" w:w="25"/>
               <w:left w:type="dxa" w:w="110"/>
-              <w:bottom w:type="dxa" w:w="45"/>
-              <w:right w:type="dxa" w:w="90"/>
-            </w:tcMar>
-            <w:vAlign w:val="top"/>
-          </w:tcPr>
-          <w:p>
-            <w:pPr>
-              <w:spacing w:after="10"/>
+              <w:bottom w:type="dxa" w:w="30"/>
+              <w:right w:type="dxa" w:w="90"/>
+            </w:tcMar>
+            <w:vAlign w:val="top"/>
+          </w:tcPr>
+          <w:p>
+            <w:pPr>
+              <w:spacing w:after="0"/>
             </w:pPr>
             <w:r>
               <w:rPr>
@@ -8025,16 +8025,16 @@
           <w:tcPr>
             <w:tcW w:type="dxa" w:w="3000"/>
             <w:tcMar>
-              <w:top w:type="dxa" w:w="35"/>
+              <w:top w:type="dxa" w:w="25"/>
               <w:left w:type="dxa" w:w="110"/>
-              <w:bottom w:type="dxa" w:w="45"/>
-              <w:right w:type="dxa" w:w="90"/>
-            </w:tcMar>
-            <w:vAlign w:val="top"/>
-          </w:tcPr>
-          <w:p>
-            <w:pPr>
-              <w:spacing w:after="10"/>
+              <w:bottom w:type="dxa" w:w="30"/>
+              <w:right w:type="dxa" w:w="90"/>
+            </w:tcMar>
+            <w:vAlign w:val="top"/>
+          </w:tcPr>
+          <w:p>
+            <w:pPr>
+              <w:spacing w:after="0"/>
             </w:pPr>
             <w:r>
               <w:rPr>
@@ -8070,16 +8070,16 @@
           <w:tcPr>
             <w:tcW w:type="dxa" w:w="3000"/>
             <w:tcMar>
-              <w:top w:type="dxa" w:w="35"/>
+              <w:top w:type="dxa" w:w="25"/>
               <w:left w:type="dxa" w:w="110"/>
-              <w:bottom w:type="dxa" w:w="45"/>
-              <w:right w:type="dxa" w:w="90"/>
-            </w:tcMar>
-            <w:vAlign w:val="top"/>
-          </w:tcPr>
-          <w:p>
-            <w:pPr>
-              <w:spacing w:after="10"/>
+              <w:bottom w:type="dxa" w:w="30"/>
+              <w:right w:type="dxa" w:w="90"/>
+            </w:tcMar>
+            <w:vAlign w:val="top"/>
+          </w:tcPr>
+          <w:p>
+            <w:pPr>
+              <w:spacing w:after="0"/>
             </w:pPr>
             <w:r>
               <w:rPr>
@@ -8115,7 +8115,7 @@
     </w:tbl>
     <w:p>
       <w:pPr>
-        <w:spacing w:after="40"/>
+        <w:spacing w:after="24"/>
       </w:pPr>
     </w:p>
     <w:tbl>
@@ -8144,9 +8144,9 @@
             <w:tcW w:type="dxa" w:w="3000"/>
             <w:shd w:fill="E9E9E9" w:color="auto" w:val="clear"/>
             <w:tcMar>
-              <w:top w:type="dxa" w:w="30"/>
+              <w:top w:type="dxa" w:w="20"/>
               <w:left w:type="dxa" w:w="110"/>
-              <w:bottom w:type="dxa" w:w="30"/>
+              <w:bottom w:type="dxa" w:w="20"/>
               <w:right w:type="dxa" w:w="90"/>
             </w:tcMar>
             <w:vAlign w:val="center"/>
@@ -8174,9 +8174,9 @@
             <w:gridSpan w:val="2"/>
             <w:shd w:fill="E9E9E9" w:color="auto" w:val="clear"/>
             <w:tcMar>
-              <w:top w:type="dxa" w:w="30"/>
+              <w:top w:type="dxa" w:w="20"/>
               <w:left w:type="dxa" w:w="110"/>
-              <w:bottom w:type="dxa" w:w="30"/>
+              <w:bottom w:type="dxa" w:w="20"/>
               <w:right w:type="dxa" w:w="90"/>
             </w:tcMar>
             <w:vAlign w:val="center"/>
@@ -8207,16 +8207,16 @@
           <w:tcPr>
             <w:tcW w:type="dxa" w:w="3000"/>
             <w:tcMar>
-              <w:top w:type="dxa" w:w="35"/>
+              <w:top w:type="dxa" w:w="25"/>
               <w:left w:type="dxa" w:w="110"/>
-              <w:bottom w:type="dxa" w:w="45"/>
-              <w:right w:type="dxa" w:w="90"/>
-            </w:tcMar>
-            <w:vAlign w:val="top"/>
-          </w:tcPr>
-          <w:p>
-            <w:pPr>
-              <w:spacing w:after="10"/>
+              <w:bottom w:type="dxa" w:w="30"/>
+              <w:right w:type="dxa" w:w="90"/>
+            </w:tcMar>
+            <w:vAlign w:val="top"/>
+          </w:tcPr>
+          <w:p>
+            <w:pPr>
+              <w:spacing w:after="0"/>
             </w:pPr>
             <w:r>
               <w:rPr>
@@ -8252,16 +8252,16 @@
           <w:tcPr>
             <w:tcW w:type="dxa" w:w="3000"/>
             <w:tcMar>
-              <w:top w:type="dxa" w:w="35"/>
+              <w:top w:type="dxa" w:w="25"/>
               <w:left w:type="dxa" w:w="110"/>
-              <w:bottom w:type="dxa" w:w="45"/>
-              <w:right w:type="dxa" w:w="90"/>
-            </w:tcMar>
-            <w:vAlign w:val="top"/>
-          </w:tcPr>
-          <w:p>
-            <w:pPr>
-              <w:spacing w:after="10"/>
+              <w:bottom w:type="dxa" w:w="30"/>
+              <w:right w:type="dxa" w:w="90"/>
+            </w:tcMar>
+            <w:vAlign w:val="top"/>
+          </w:tcPr>
+          <w:p>
+            <w:pPr>
+              <w:spacing w:after="0"/>
             </w:pPr>
             <w:r>
               <w:rPr>
@@ -8297,16 +8297,16 @@
           <w:tcPr>
             <w:tcW w:type="dxa" w:w="3000"/>
             <w:tcMar>
-              <w:top w:type="dxa" w:w="35"/>
+              <w:top w:type="dxa" w:w="25"/>
               <w:left w:type="dxa" w:w="110"/>
-              <w:bottom w:type="dxa" w:w="45"/>
-              <w:right w:type="dxa" w:w="90"/>
-            </w:tcMar>
-            <w:vAlign w:val="top"/>
-          </w:tcPr>
-          <w:p>
-            <w:pPr>
-              <w:spacing w:after="10"/>
+              <w:bottom w:type="dxa" w:w="30"/>
+              <w:right w:type="dxa" w:w="90"/>
+            </w:tcMar>
+            <w:vAlign w:val="top"/>
+          </w:tcPr>
+          <w:p>
+            <w:pPr>
+              <w:spacing w:after="0"/>
             </w:pPr>
             <w:r>
               <w:rPr>
@@ -8347,16 +8347,16 @@
           <w:tcPr>
             <w:tcW w:type="dxa" w:w="3000"/>
             <w:tcMar>
-              <w:top w:type="dxa" w:w="35"/>
+              <w:top w:type="dxa" w:w="25"/>
               <w:left w:type="dxa" w:w="110"/>
-              <w:bottom w:type="dxa" w:w="45"/>
-              <w:right w:type="dxa" w:w="90"/>
-            </w:tcMar>
-            <w:vAlign w:val="top"/>
-          </w:tcPr>
-          <w:p>
-            <w:pPr>
-              <w:spacing w:after="10"/>
+              <w:bottom w:type="dxa" w:w="30"/>
+              <w:right w:type="dxa" w:w="90"/>
+            </w:tcMar>
+            <w:vAlign w:val="top"/>
+          </w:tcPr>
+          <w:p>
+            <w:pPr>
+              <w:spacing w:after="0"/>
             </w:pPr>
             <w:r>
               <w:rPr>
@@ -8392,16 +8392,16 @@
           <w:tcPr>
             <w:tcW w:type="dxa" w:w="3000"/>
             <w:tcMar>
-              <w:top w:type="dxa" w:w="35"/>
+              <w:top w:type="dxa" w:w="25"/>
               <w:left w:type="dxa" w:w="110"/>
-              <w:bottom w:type="dxa" w:w="45"/>
-              <w:right w:type="dxa" w:w="90"/>
-            </w:tcMar>
-            <w:vAlign w:val="top"/>
-          </w:tcPr>
-          <w:p>
-            <w:pPr>
-              <w:spacing w:after="10"/>
+              <w:bottom w:type="dxa" w:w="30"/>
+              <w:right w:type="dxa" w:w="90"/>
+            </w:tcMar>
+            <w:vAlign w:val="top"/>
+          </w:tcPr>
+          <w:p>
+            <w:pPr>
+              <w:spacing w:after="0"/>
             </w:pPr>
             <w:r>
               <w:rPr>
@@ -8437,16 +8437,16 @@
           <w:tcPr>
             <w:tcW w:type="dxa" w:w="3000"/>
             <w:tcMar>
-              <w:top w:type="dxa" w:w="35"/>
+              <w:top w:type="dxa" w:w="25"/>
               <w:left w:type="dxa" w:w="110"/>
-              <w:bottom w:type="dxa" w:w="45"/>
-              <w:right w:type="dxa" w:w="90"/>
-            </w:tcMar>
-            <w:vAlign w:val="top"/>
-          </w:tcPr>
-          <w:p>
-            <w:pPr>
-              <w:spacing w:after="10"/>
+              <w:bottom w:type="dxa" w:w="30"/>
+              <w:right w:type="dxa" w:w="90"/>
+            </w:tcMar>
+            <w:vAlign w:val="top"/>
+          </w:tcPr>
+          <w:p>
+            <w:pPr>
+              <w:spacing w:after="0"/>
             </w:pPr>
             <w:r>
               <w:rPr>
@@ -8482,7 +8482,7 @@
     </w:tbl>
     <w:p>
       <w:pPr>
-        <w:spacing w:after="40"/>
+        <w:spacing w:after="24"/>
       </w:pPr>
     </w:p>
     <w:tbl>
@@ -8511,9 +8511,9 @@
             <w:tcW w:type="dxa" w:w="3000"/>
             <w:shd w:fill="E9E9E9" w:color="auto" w:val="clear"/>
             <w:tcMar>
-              <w:top w:type="dxa" w:w="30"/>
+              <w:top w:type="dxa" w:w="20"/>
               <w:left w:type="dxa" w:w="110"/>
-              <w:bottom w:type="dxa" w:w="30"/>
+              <w:bottom w:type="dxa" w:w="20"/>
               <w:right w:type="dxa" w:w="90"/>
             </w:tcMar>
             <w:vAlign w:val="center"/>
@@ -8541,9 +8541,9 @@
             <w:gridSpan w:val="2"/>
             <w:shd w:fill="E9E9E9" w:color="auto" w:val="clear"/>
             <w:tcMar>
-              <w:top w:type="dxa" w:w="30"/>
+              <w:top w:type="dxa" w:w="20"/>
               <w:left w:type="dxa" w:w="110"/>
-              <w:bottom w:type="dxa" w:w="30"/>
+              <w:bottom w:type="dxa" w:w="20"/>
               <w:right w:type="dxa" w:w="90"/>
             </w:tcMar>
             <w:vAlign w:val="center"/>
@@ -8574,16 +8574,16 @@
           <w:tcPr>
             <w:tcW w:type="dxa" w:w="3000"/>
             <w:tcMar>
-              <w:top w:type="dxa" w:w="35"/>
+              <w:top w:type="dxa" w:w="25"/>
               <w:left w:type="dxa" w:w="110"/>
-              <w:bottom w:type="dxa" w:w="45"/>
-              <w:right w:type="dxa" w:w="90"/>
-            </w:tcMar>
-            <w:vAlign w:val="top"/>
-          </w:tcPr>
-          <w:p>
-            <w:pPr>
-              <w:spacing w:after="10"/>
+              <w:bottom w:type="dxa" w:w="30"/>
+              <w:right w:type="dxa" w:w="90"/>
+            </w:tcMar>
+            <w:vAlign w:val="top"/>
+          </w:tcPr>
+          <w:p>
+            <w:pPr>
+              <w:spacing w:after="0"/>
             </w:pPr>
             <w:r>
               <w:rPr>
@@ -8619,16 +8619,16 @@
           <w:tcPr>
             <w:tcW w:type="dxa" w:w="3000"/>
             <w:tcMar>
-              <w:top w:type="dxa" w:w="35"/>
+              <w:top w:type="dxa" w:w="25"/>
               <w:left w:type="dxa" w:w="110"/>
-              <w:bottom w:type="dxa" w:w="45"/>
-              <w:right w:type="dxa" w:w="90"/>
-            </w:tcMar>
-            <w:vAlign w:val="top"/>
-          </w:tcPr>
-          <w:p>
-            <w:pPr>
-              <w:spacing w:after="10"/>
+              <w:bottom w:type="dxa" w:w="30"/>
+              <w:right w:type="dxa" w:w="90"/>
+            </w:tcMar>
+            <w:vAlign w:val="top"/>
+          </w:tcPr>
+          <w:p>
+            <w:pPr>
+              <w:spacing w:after="0"/>
             </w:pPr>
             <w:r>
               <w:rPr>
@@ -8664,16 +8664,16 @@
           <w:tcPr>
             <w:tcW w:type="dxa" w:w="3000"/>
             <w:tcMar>
-              <w:top w:type="dxa" w:w="35"/>
+              <w:top w:type="dxa" w:w="25"/>
               <w:left w:type="dxa" w:w="110"/>
-              <w:bottom w:type="dxa" w:w="45"/>
-              <w:right w:type="dxa" w:w="90"/>
-            </w:tcMar>
-            <w:vAlign w:val="top"/>
-          </w:tcPr>
-          <w:p>
-            <w:pPr>
-              <w:spacing w:after="10"/>
+              <w:bottom w:type="dxa" w:w="30"/>
+              <w:right w:type="dxa" w:w="90"/>
+            </w:tcMar>
+            <w:vAlign w:val="top"/>
+          </w:tcPr>
+          <w:p>
+            <w:pPr>
+              <w:spacing w:after="0"/>
             </w:pPr>
             <w:r>
               <w:rPr>
@@ -8714,16 +8714,16 @@
           <w:tcPr>
             <w:tcW w:type="dxa" w:w="3000"/>
             <w:tcMar>
-              <w:top w:type="dxa" w:w="35"/>
+              <w:top w:type="dxa" w:w="25"/>
               <w:left w:type="dxa" w:w="110"/>
-              <w:bottom w:type="dxa" w:w="45"/>
-              <w:right w:type="dxa" w:w="90"/>
-            </w:tcMar>
-            <w:vAlign w:val="top"/>
-          </w:tcPr>
-          <w:p>
-            <w:pPr>
-              <w:spacing w:after="10"/>
+              <w:bottom w:type="dxa" w:w="30"/>
+              <w:right w:type="dxa" w:w="90"/>
+            </w:tcMar>
+            <w:vAlign w:val="top"/>
+          </w:tcPr>
+          <w:p>
+            <w:pPr>
+              <w:spacing w:after="0"/>
             </w:pPr>
             <w:r>
               <w:rPr>
@@ -8759,16 +8759,16 @@
           <w:tcPr>
             <w:tcW w:type="dxa" w:w="3000"/>
             <w:tcMar>
-              <w:top w:type="dxa" w:w="35"/>
+              <w:top w:type="dxa" w:w="25"/>
               <w:left w:type="dxa" w:w="110"/>
-              <w:bottom w:type="dxa" w:w="45"/>
-              <w:right w:type="dxa" w:w="90"/>
-            </w:tcMar>
-            <w:vAlign w:val="top"/>
-          </w:tcPr>
-          <w:p>
-            <w:pPr>
-              <w:spacing w:after="10"/>
+              <w:bottom w:type="dxa" w:w="30"/>
+              <w:right w:type="dxa" w:w="90"/>
+            </w:tcMar>
+            <w:vAlign w:val="top"/>
+          </w:tcPr>
+          <w:p>
+            <w:pPr>
+              <w:spacing w:after="0"/>
             </w:pPr>
             <w:r>
               <w:rPr>
@@ -8804,16 +8804,16 @@
           <w:tcPr>
             <w:tcW w:type="dxa" w:w="3000"/>
             <w:tcMar>
-              <w:top w:type="dxa" w:w="35"/>
+              <w:top w:type="dxa" w:w="25"/>
               <w:left w:type="dxa" w:w="110"/>
-              <w:bottom w:type="dxa" w:w="45"/>
-              <w:right w:type="dxa" w:w="90"/>
-            </w:tcMar>
-            <w:vAlign w:val="top"/>
-          </w:tcPr>
-          <w:p>
-            <w:pPr>
-              <w:spacing w:after="10"/>
+              <w:bottom w:type="dxa" w:w="30"/>
+              <w:right w:type="dxa" w:w="90"/>
+            </w:tcMar>
+            <w:vAlign w:val="top"/>
+          </w:tcPr>
+          <w:p>
+            <w:pPr>
+              <w:spacing w:after="0"/>
             </w:pPr>
             <w:r>
               <w:rPr>
@@ -8849,7 +8849,7 @@
     </w:tbl>
     <w:p>
       <w:pPr>
-        <w:spacing w:after="40"/>
+        <w:spacing w:after="24"/>
       </w:pPr>
     </w:p>
     <w:tbl>
@@ -8878,9 +8878,9 @@
             <w:tcW w:type="dxa" w:w="3000"/>
             <w:shd w:fill="E9E9E9" w:color="auto" w:val="clear"/>
             <w:tcMar>
-              <w:top w:type="dxa" w:w="30"/>
+              <w:top w:type="dxa" w:w="20"/>
               <w:left w:type="dxa" w:w="110"/>
-              <w:bottom w:type="dxa" w:w="30"/>
+              <w:bottom w:type="dxa" w:w="20"/>
               <w:right w:type="dxa" w:w="90"/>
             </w:tcMar>
             <w:vAlign w:val="center"/>
@@ -8908,9 +8908,9 @@
             <w:gridSpan w:val="2"/>
             <w:shd w:fill="E9E9E9" w:color="auto" w:val="clear"/>
             <w:tcMar>
-              <w:top w:type="dxa" w:w="30"/>
+              <w:top w:type="dxa" w:w="20"/>
               <w:left w:type="dxa" w:w="110"/>
-              <w:bottom w:type="dxa" w:w="30"/>
+              <w:bottom w:type="dxa" w:w="20"/>
               <w:right w:type="dxa" w:w="90"/>
             </w:tcMar>
             <w:vAlign w:val="center"/>
@@ -8941,16 +8941,16 @@
           <w:tcPr>
             <w:tcW w:type="dxa" w:w="3000"/>
             <w:tcMar>
-              <w:top w:type="dxa" w:w="35"/>
+              <w:top w:type="dxa" w:w="25"/>
               <w:left w:type="dxa" w:w="110"/>
-              <w:bottom w:type="dxa" w:w="45"/>
-              <w:right w:type="dxa" w:w="90"/>
-            </w:tcMar>
-            <w:vAlign w:val="top"/>
-          </w:tcPr>
-          <w:p>
-            <w:pPr>
-              <w:spacing w:after="10"/>
+              <w:bottom w:type="dxa" w:w="30"/>
+              <w:right w:type="dxa" w:w="90"/>
+            </w:tcMar>
+            <w:vAlign w:val="top"/>
+          </w:tcPr>
+          <w:p>
+            <w:pPr>
+              <w:spacing w:after="0"/>
             </w:pPr>
             <w:r>
               <w:rPr>
@@ -8986,16 +8986,16 @@
           <w:tcPr>
             <w:tcW w:type="dxa" w:w="3000"/>
             <w:tcMar>
-              <w:top w:type="dxa" w:w="35"/>
+              <w:top w:type="dxa" w:w="25"/>
               <w:left w:type="dxa" w:w="110"/>
-              <w:bottom w:type="dxa" w:w="45"/>
-              <w:right w:type="dxa" w:w="90"/>
-            </w:tcMar>
-            <w:vAlign w:val="top"/>
-          </w:tcPr>
-          <w:p>
-            <w:pPr>
-              <w:spacing w:after="10"/>
+              <w:bottom w:type="dxa" w:w="30"/>
+              <w:right w:type="dxa" w:w="90"/>
+            </w:tcMar>
+            <w:vAlign w:val="top"/>
+          </w:tcPr>
+          <w:p>
+            <w:pPr>
+              <w:spacing w:after="0"/>
             </w:pPr>
             <w:r>
               <w:rPr>
@@ -9031,16 +9031,16 @@
           <w:tcPr>
             <w:tcW w:type="dxa" w:w="3000"/>
             <w:tcMar>
-              <w:top w:type="dxa" w:w="35"/>
+              <w:top w:type="dxa" w:w="25"/>
               <w:left w:type="dxa" w:w="110"/>
-              <w:bottom w:type="dxa" w:w="45"/>
-              <w:right w:type="dxa" w:w="90"/>
-            </w:tcMar>
-            <w:vAlign w:val="top"/>
-          </w:tcPr>
-          <w:p>
-            <w:pPr>
-              <w:spacing w:after="10"/>
+              <w:bottom w:type="dxa" w:w="30"/>
+              <w:right w:type="dxa" w:w="90"/>
+            </w:tcMar>
+            <w:vAlign w:val="top"/>
+          </w:tcPr>
+          <w:p>
+            <w:pPr>
+              <w:spacing w:after="0"/>
             </w:pPr>
             <w:r>
               <w:rPr>
@@ -9081,16 +9081,16 @@
           <w:tcPr>
             <w:tcW w:type="dxa" w:w="3000"/>
             <w:tcMar>
-              <w:top w:type="dxa" w:w="35"/>
+              <w:top w:type="dxa" w:w="25"/>
               <w:left w:type="dxa" w:w="110"/>
-              <w:bottom w:type="dxa" w:w="45"/>
-              <w:right w:type="dxa" w:w="90"/>
-            </w:tcMar>
-            <w:vAlign w:val="top"/>
-          </w:tcPr>
-          <w:p>
-            <w:pPr>
-              <w:spacing w:after="10"/>
+              <w:bottom w:type="dxa" w:w="30"/>
+              <w:right w:type="dxa" w:w="90"/>
+            </w:tcMar>
+            <w:vAlign w:val="top"/>
+          </w:tcPr>
+          <w:p>
+            <w:pPr>
+              <w:spacing w:after="0"/>
             </w:pPr>
             <w:r>
               <w:rPr>
@@ -9126,16 +9126,16 @@
           <w:tcPr>
             <w:tcW w:type="dxa" w:w="3000"/>
             <w:tcMar>
-              <w:top w:type="dxa" w:w="35"/>
+              <w:top w:type="dxa" w:w="25"/>
               <w:left w:type="dxa" w:w="110"/>
-              <w:bottom w:type="dxa" w:w="45"/>
-              <w:right w:type="dxa" w:w="90"/>
-            </w:tcMar>
-            <w:vAlign w:val="top"/>
-          </w:tcPr>
-          <w:p>
-            <w:pPr>
-              <w:spacing w:after="10"/>
+              <w:bottom w:type="dxa" w:w="30"/>
+              <w:right w:type="dxa" w:w="90"/>
+            </w:tcMar>
+            <w:vAlign w:val="top"/>
+          </w:tcPr>
+          <w:p>
+            <w:pPr>
+              <w:spacing w:after="0"/>
             </w:pPr>
             <w:r>
               <w:rPr>
@@ -9171,16 +9171,16 @@
           <w:tcPr>
             <w:tcW w:type="dxa" w:w="3000"/>
             <w:tcMar>
-              <w:top w:type="dxa" w:w="35"/>
+              <w:top w:type="dxa" w:w="25"/>
               <w:left w:type="dxa" w:w="110"/>
-              <w:bottom w:type="dxa" w:w="45"/>
-              <w:right w:type="dxa" w:w="90"/>
-            </w:tcMar>
-            <w:vAlign w:val="top"/>
-          </w:tcPr>
-          <w:p>
-            <w:pPr>
-              <w:spacing w:after="10"/>
+              <w:bottom w:type="dxa" w:w="30"/>
+              <w:right w:type="dxa" w:w="90"/>
+            </w:tcMar>
+            <w:vAlign w:val="top"/>
+          </w:tcPr>
+          <w:p>
+            <w:pPr>
+              <w:spacing w:after="0"/>
             </w:pPr>
             <w:r>
               <w:rPr>
@@ -9339,7 +9339,7 @@
           <w:sz w:val="18"/>
           <w:szCs w:val="18"/>
         </w:rPr>
-        <w:t xml:space="preserve">Later faults: two values, other sectors, a REFERENCE that points on, or TIME-CRITICAL. "ASK MED → …": the Liaison asks Medical for that reference; the answer is a number or a sector's name to follow.</w:t>
+        <w:t xml:space="preserve">Later faults: two or three values, other sectors, a REFERENCE that points on, or TIME-CRITICAL. "ASK MED → …": the Liaison asks Medical for that reference; the answer is a number or a sector's name to follow.</w:t>
       </w:r>
     </w:p>
     <w:tbl>
@@ -9368,9 +9368,9 @@
             <w:tcW w:type="dxa" w:w="3000"/>
             <w:shd w:fill="E9E9E9" w:color="auto" w:val="clear"/>
             <w:tcMar>
-              <w:top w:type="dxa" w:w="30"/>
+              <w:top w:type="dxa" w:w="20"/>
               <w:left w:type="dxa" w:w="110"/>
-              <w:bottom w:type="dxa" w:w="30"/>
+              <w:bottom w:type="dxa" w:w="20"/>
               <w:right w:type="dxa" w:w="90"/>
             </w:tcMar>
             <w:vAlign w:val="center"/>
@@ -9398,9 +9398,9 @@
             <w:gridSpan w:val="2"/>
             <w:shd w:fill="E9E9E9" w:color="auto" w:val="clear"/>
             <w:tcMar>
-              <w:top w:type="dxa" w:w="30"/>
+              <w:top w:type="dxa" w:w="20"/>
               <w:left w:type="dxa" w:w="110"/>
-              <w:bottom w:type="dxa" w:w="30"/>
+              <w:bottom w:type="dxa" w:w="20"/>
               <w:right w:type="dxa" w:w="90"/>
             </w:tcMar>
             <w:vAlign w:val="center"/>
@@ -9431,16 +9431,16 @@
           <w:tcPr>
             <w:tcW w:type="dxa" w:w="3000"/>
             <w:tcMar>
-              <w:top w:type="dxa" w:w="35"/>
+              <w:top w:type="dxa" w:w="25"/>
               <w:left w:type="dxa" w:w="110"/>
-              <w:bottom w:type="dxa" w:w="45"/>
-              <w:right w:type="dxa" w:w="90"/>
-            </w:tcMar>
-            <w:vAlign w:val="top"/>
-          </w:tcPr>
-          <w:p>
-            <w:pPr>
-              <w:spacing w:after="10"/>
+              <w:bottom w:type="dxa" w:w="30"/>
+              <w:right w:type="dxa" w:w="90"/>
+            </w:tcMar>
+            <w:vAlign w:val="top"/>
+          </w:tcPr>
+          <w:p>
+            <w:pPr>
+              <w:spacing w:after="0"/>
             </w:pPr>
             <w:r>
               <w:rPr>
@@ -9476,16 +9476,16 @@
           <w:tcPr>
             <w:tcW w:type="dxa" w:w="3000"/>
             <w:tcMar>
-              <w:top w:type="dxa" w:w="35"/>
+              <w:top w:type="dxa" w:w="25"/>
               <w:left w:type="dxa" w:w="110"/>
-              <w:bottom w:type="dxa" w:w="45"/>
-              <w:right w:type="dxa" w:w="90"/>
-            </w:tcMar>
-            <w:vAlign w:val="top"/>
-          </w:tcPr>
-          <w:p>
-            <w:pPr>
-              <w:spacing w:after="10"/>
+              <w:bottom w:type="dxa" w:w="30"/>
+              <w:right w:type="dxa" w:w="90"/>
+            </w:tcMar>
+            <w:vAlign w:val="top"/>
+          </w:tcPr>
+          <w:p>
+            <w:pPr>
+              <w:spacing w:after="0"/>
             </w:pPr>
             <w:r>
               <w:rPr>
@@ -9521,16 +9521,16 @@
           <w:tcPr>
             <w:tcW w:type="dxa" w:w="3000"/>
             <w:tcMar>
-              <w:top w:type="dxa" w:w="35"/>
+              <w:top w:type="dxa" w:w="25"/>
               <w:left w:type="dxa" w:w="110"/>
-              <w:bottom w:type="dxa" w:w="45"/>
-              <w:right w:type="dxa" w:w="90"/>
-            </w:tcMar>
-            <w:vAlign w:val="top"/>
-          </w:tcPr>
-          <w:p>
-            <w:pPr>
-              <w:spacing w:after="10"/>
+              <w:bottom w:type="dxa" w:w="30"/>
+              <w:right w:type="dxa" w:w="90"/>
+            </w:tcMar>
+            <w:vAlign w:val="top"/>
+          </w:tcPr>
+          <w:p>
+            <w:pPr>
+              <w:spacing w:after="0"/>
             </w:pPr>
             <w:r>
               <w:rPr>
@@ -9571,16 +9571,16 @@
           <w:tcPr>
             <w:tcW w:type="dxa" w:w="3000"/>
             <w:tcMar>
-              <w:top w:type="dxa" w:w="35"/>
+              <w:top w:type="dxa" w:w="25"/>
               <w:left w:type="dxa" w:w="110"/>
-              <w:bottom w:type="dxa" w:w="45"/>
-              <w:right w:type="dxa" w:w="90"/>
-            </w:tcMar>
-            <w:vAlign w:val="top"/>
-          </w:tcPr>
-          <w:p>
-            <w:pPr>
-              <w:spacing w:after="10"/>
+              <w:bottom w:type="dxa" w:w="30"/>
+              <w:right w:type="dxa" w:w="90"/>
+            </w:tcMar>
+            <w:vAlign w:val="top"/>
+          </w:tcPr>
+          <w:p>
+            <w:pPr>
+              <w:spacing w:after="0"/>
             </w:pPr>
             <w:r>
               <w:rPr>
@@ -9616,16 +9616,16 @@
           <w:tcPr>
             <w:tcW w:type="dxa" w:w="3000"/>
             <w:tcMar>
-              <w:top w:type="dxa" w:w="35"/>
+              <w:top w:type="dxa" w:w="25"/>
               <w:left w:type="dxa" w:w="110"/>
-              <w:bottom w:type="dxa" w:w="45"/>
-              <w:right w:type="dxa" w:w="90"/>
-            </w:tcMar>
-            <w:vAlign w:val="top"/>
-          </w:tcPr>
-          <w:p>
-            <w:pPr>
-              <w:spacing w:after="10"/>
+              <w:bottom w:type="dxa" w:w="30"/>
+              <w:right w:type="dxa" w:w="90"/>
+            </w:tcMar>
+            <w:vAlign w:val="top"/>
+          </w:tcPr>
+          <w:p>
+            <w:pPr>
+              <w:spacing w:after="0"/>
             </w:pPr>
             <w:r>
               <w:rPr>
@@ -9661,16 +9661,16 @@
           <w:tcPr>
             <w:tcW w:type="dxa" w:w="3000"/>
             <w:tcMar>
-              <w:top w:type="dxa" w:w="35"/>
+              <w:top w:type="dxa" w:w="25"/>
               <w:left w:type="dxa" w:w="110"/>
-              <w:bottom w:type="dxa" w:w="45"/>
-              <w:right w:type="dxa" w:w="90"/>
-            </w:tcMar>
-            <w:vAlign w:val="top"/>
-          </w:tcPr>
-          <w:p>
-            <w:pPr>
-              <w:spacing w:after="10"/>
+              <w:bottom w:type="dxa" w:w="30"/>
+              <w:right w:type="dxa" w:w="90"/>
+            </w:tcMar>
+            <w:vAlign w:val="top"/>
+          </w:tcPr>
+          <w:p>
+            <w:pPr>
+              <w:spacing w:after="0"/>
             </w:pPr>
             <w:r>
               <w:rPr>
@@ -9706,7 +9706,7 @@
     </w:tbl>
     <w:p>
       <w:pPr>
-        <w:spacing w:after="40"/>
+        <w:spacing w:after="24"/>
       </w:pPr>
     </w:p>
     <w:tbl>
@@ -9735,9 +9735,9 @@
             <w:tcW w:type="dxa" w:w="3000"/>
             <w:shd w:fill="E9E9E9" w:color="auto" w:val="clear"/>
             <w:tcMar>
-              <w:top w:type="dxa" w:w="30"/>
+              <w:top w:type="dxa" w:w="20"/>
               <w:left w:type="dxa" w:w="110"/>
-              <w:bottom w:type="dxa" w:w="30"/>
+              <w:bottom w:type="dxa" w:w="20"/>
               <w:right w:type="dxa" w:w="90"/>
             </w:tcMar>
             <w:vAlign w:val="center"/>
@@ -9765,9 +9765,9 @@
             <w:gridSpan w:val="2"/>
             <w:shd w:fill="E9E9E9" w:color="auto" w:val="clear"/>
             <w:tcMar>
-              <w:top w:type="dxa" w:w="30"/>
+              <w:top w:type="dxa" w:w="20"/>
               <w:left w:type="dxa" w:w="110"/>
-              <w:bottom w:type="dxa" w:w="30"/>
+              <w:bottom w:type="dxa" w:w="20"/>
               <w:right w:type="dxa" w:w="90"/>
             </w:tcMar>
             <w:vAlign w:val="center"/>
@@ -9798,16 +9798,16 @@
           <w:tcPr>
             <w:tcW w:type="dxa" w:w="3000"/>
             <w:tcMar>
-              <w:top w:type="dxa" w:w="35"/>
+              <w:top w:type="dxa" w:w="25"/>
               <w:left w:type="dxa" w:w="110"/>
-              <w:bottom w:type="dxa" w:w="45"/>
-              <w:right w:type="dxa" w:w="90"/>
-            </w:tcMar>
-            <w:vAlign w:val="top"/>
-          </w:tcPr>
-          <w:p>
-            <w:pPr>
-              <w:spacing w:after="10"/>
+              <w:bottom w:type="dxa" w:w="30"/>
+              <w:right w:type="dxa" w:w="90"/>
+            </w:tcMar>
+            <w:vAlign w:val="top"/>
+          </w:tcPr>
+          <w:p>
+            <w:pPr>
+              <w:spacing w:after="0"/>
             </w:pPr>
             <w:r>
               <w:rPr>
@@ -9843,16 +9843,16 @@
           <w:tcPr>
             <w:tcW w:type="dxa" w:w="3000"/>
             <w:tcMar>
-              <w:top w:type="dxa" w:w="35"/>
+              <w:top w:type="dxa" w:w="25"/>
               <w:left w:type="dxa" w:w="110"/>
-              <w:bottom w:type="dxa" w:w="45"/>
-              <w:right w:type="dxa" w:w="90"/>
-            </w:tcMar>
-            <w:vAlign w:val="top"/>
-          </w:tcPr>
-          <w:p>
-            <w:pPr>
-              <w:spacing w:after="10"/>
+              <w:bottom w:type="dxa" w:w="30"/>
+              <w:right w:type="dxa" w:w="90"/>
+            </w:tcMar>
+            <w:vAlign w:val="top"/>
+          </w:tcPr>
+          <w:p>
+            <w:pPr>
+              <w:spacing w:after="0"/>
             </w:pPr>
             <w:r>
               <w:rPr>
@@ -9888,16 +9888,16 @@
           <w:tcPr>
             <w:tcW w:type="dxa" w:w="3000"/>
             <w:tcMar>
-              <w:top w:type="dxa" w:w="35"/>
+              <w:top w:type="dxa" w:w="25"/>
               <w:left w:type="dxa" w:w="110"/>
-              <w:bottom w:type="dxa" w:w="45"/>
-              <w:right w:type="dxa" w:w="90"/>
-            </w:tcMar>
-            <w:vAlign w:val="top"/>
-          </w:tcPr>
-          <w:p>
-            <w:pPr>
-              <w:spacing w:after="10"/>
+              <w:bottom w:type="dxa" w:w="30"/>
+              <w:right w:type="dxa" w:w="90"/>
+            </w:tcMar>
+            <w:vAlign w:val="top"/>
+          </w:tcPr>
+          <w:p>
+            <w:pPr>
+              <w:spacing w:after="0"/>
             </w:pPr>
             <w:r>
               <w:rPr>
@@ -9938,16 +9938,16 @@
           <w:tcPr>
             <w:tcW w:type="dxa" w:w="3000"/>
             <w:tcMar>
-              <w:top w:type="dxa" w:w="35"/>
+              <w:top w:type="dxa" w:w="25"/>
               <w:left w:type="dxa" w:w="110"/>
-              <w:bottom w:type="dxa" w:w="45"/>
-              <w:right w:type="dxa" w:w="90"/>
-            </w:tcMar>
-            <w:vAlign w:val="top"/>
-          </w:tcPr>
-          <w:p>
-            <w:pPr>
-              <w:spacing w:after="10"/>
+              <w:bottom w:type="dxa" w:w="30"/>
+              <w:right w:type="dxa" w:w="90"/>
+            </w:tcMar>
+            <w:vAlign w:val="top"/>
+          </w:tcPr>
+          <w:p>
+            <w:pPr>
+              <w:spacing w:after="0"/>
             </w:pPr>
             <w:r>
               <w:rPr>
@@ -9999,16 +9999,16 @@
           <w:tcPr>
             <w:tcW w:type="dxa" w:w="3000"/>
             <w:tcMar>
-              <w:top w:type="dxa" w:w="35"/>
+              <w:top w:type="dxa" w:w="25"/>
               <w:left w:type="dxa" w:w="110"/>
-              <w:bottom w:type="dxa" w:w="45"/>
-              <w:right w:type="dxa" w:w="90"/>
-            </w:tcMar>
-            <w:vAlign w:val="top"/>
-          </w:tcPr>
-          <w:p>
-            <w:pPr>
-              <w:spacing w:after="10"/>
+              <w:bottom w:type="dxa" w:w="30"/>
+              <w:right w:type="dxa" w:w="90"/>
+            </w:tcMar>
+            <w:vAlign w:val="top"/>
+          </w:tcPr>
+          <w:p>
+            <w:pPr>
+              <w:spacing w:after="0"/>
             </w:pPr>
             <w:r>
               <w:rPr>
@@ -10044,16 +10044,16 @@
           <w:tcPr>
             <w:tcW w:type="dxa" w:w="3000"/>
             <w:tcMar>
-              <w:top w:type="dxa" w:w="35"/>
+              <w:top w:type="dxa" w:w="25"/>
               <w:left w:type="dxa" w:w="110"/>
-              <w:bottom w:type="dxa" w:w="45"/>
-              <w:right w:type="dxa" w:w="90"/>
-            </w:tcMar>
-            <w:vAlign w:val="top"/>
-          </w:tcPr>
-          <w:p>
-            <w:pPr>
-              <w:spacing w:after="10"/>
+              <w:bottom w:type="dxa" w:w="30"/>
+              <w:right w:type="dxa" w:w="90"/>
+            </w:tcMar>
+            <w:vAlign w:val="top"/>
+          </w:tcPr>
+          <w:p>
+            <w:pPr>
+              <w:spacing w:after="0"/>
             </w:pPr>
             <w:r>
               <w:rPr>
@@ -10089,7 +10089,7 @@
     </w:tbl>
     <w:p>
       <w:pPr>
-        <w:spacing w:after="40"/>
+        <w:spacing w:after="24"/>
       </w:pPr>
     </w:p>
     <w:tbl>
@@ -10118,9 +10118,9 @@
             <w:tcW w:type="dxa" w:w="3000"/>
             <w:shd w:fill="E9E9E9" w:color="auto" w:val="clear"/>
             <w:tcMar>
-              <w:top w:type="dxa" w:w="30"/>
+              <w:top w:type="dxa" w:w="20"/>
               <w:left w:type="dxa" w:w="110"/>
-              <w:bottom w:type="dxa" w:w="30"/>
+              <w:bottom w:type="dxa" w:w="20"/>
               <w:right w:type="dxa" w:w="90"/>
             </w:tcMar>
             <w:vAlign w:val="center"/>
@@ -10148,9 +10148,9 @@
             <w:gridSpan w:val="2"/>
             <w:shd w:fill="E9E9E9" w:color="auto" w:val="clear"/>
             <w:tcMar>
-              <w:top w:type="dxa" w:w="30"/>
+              <w:top w:type="dxa" w:w="20"/>
               <w:left w:type="dxa" w:w="110"/>
-              <w:bottom w:type="dxa" w:w="30"/>
+              <w:bottom w:type="dxa" w:w="20"/>
               <w:right w:type="dxa" w:w="90"/>
             </w:tcMar>
             <w:vAlign w:val="center"/>
@@ -10181,16 +10181,16 @@
           <w:tcPr>
             <w:tcW w:type="dxa" w:w="3000"/>
             <w:tcMar>
-              <w:top w:type="dxa" w:w="35"/>
+              <w:top w:type="dxa" w:w="25"/>
               <w:left w:type="dxa" w:w="110"/>
-              <w:bottom w:type="dxa" w:w="45"/>
-              <w:right w:type="dxa" w:w="90"/>
-            </w:tcMar>
-            <w:vAlign w:val="top"/>
-          </w:tcPr>
-          <w:p>
-            <w:pPr>
-              <w:spacing w:after="10"/>
+              <w:bottom w:type="dxa" w:w="30"/>
+              <w:right w:type="dxa" w:w="90"/>
+            </w:tcMar>
+            <w:vAlign w:val="top"/>
+          </w:tcPr>
+          <w:p>
+            <w:pPr>
+              <w:spacing w:after="0"/>
             </w:pPr>
             <w:r>
               <w:rPr>
@@ -10226,16 +10226,16 @@
           <w:tcPr>
             <w:tcW w:type="dxa" w:w="3000"/>
             <w:tcMar>
-              <w:top w:type="dxa" w:w="35"/>
+              <w:top w:type="dxa" w:w="25"/>
               <w:left w:type="dxa" w:w="110"/>
-              <w:bottom w:type="dxa" w:w="45"/>
-              <w:right w:type="dxa" w:w="90"/>
-            </w:tcMar>
-            <w:vAlign w:val="top"/>
-          </w:tcPr>
-          <w:p>
-            <w:pPr>
-              <w:spacing w:after="10"/>
+              <w:bottom w:type="dxa" w:w="30"/>
+              <w:right w:type="dxa" w:w="90"/>
+            </w:tcMar>
+            <w:vAlign w:val="top"/>
+          </w:tcPr>
+          <w:p>
+            <w:pPr>
+              <w:spacing w:after="0"/>
             </w:pPr>
             <w:r>
               <w:rPr>
@@ -10271,16 +10271,16 @@
           <w:tcPr>
             <w:tcW w:type="dxa" w:w="3000"/>
             <w:tcMar>
-              <w:top w:type="dxa" w:w="35"/>
+              <w:top w:type="dxa" w:w="25"/>
               <w:left w:type="dxa" w:w="110"/>
-              <w:bottom w:type="dxa" w:w="45"/>
-              <w:right w:type="dxa" w:w="90"/>
-            </w:tcMar>
-            <w:vAlign w:val="top"/>
-          </w:tcPr>
-          <w:p>
-            <w:pPr>
-              <w:spacing w:after="10"/>
+              <w:bottom w:type="dxa" w:w="30"/>
+              <w:right w:type="dxa" w:w="90"/>
+            </w:tcMar>
+            <w:vAlign w:val="top"/>
+          </w:tcPr>
+          <w:p>
+            <w:pPr>
+              <w:spacing w:after="0"/>
             </w:pPr>
             <w:r>
               <w:rPr>
@@ -10321,16 +10321,16 @@
           <w:tcPr>
             <w:tcW w:type="dxa" w:w="3000"/>
             <w:tcMar>
-              <w:top w:type="dxa" w:w="35"/>
+              <w:top w:type="dxa" w:w="25"/>
               <w:left w:type="dxa" w:w="110"/>
-              <w:bottom w:type="dxa" w:w="45"/>
-              <w:right w:type="dxa" w:w="90"/>
-            </w:tcMar>
-            <w:vAlign w:val="top"/>
-          </w:tcPr>
-          <w:p>
-            <w:pPr>
-              <w:spacing w:after="10"/>
+              <w:bottom w:type="dxa" w:w="30"/>
+              <w:right w:type="dxa" w:w="90"/>
+            </w:tcMar>
+            <w:vAlign w:val="top"/>
+          </w:tcPr>
+          <w:p>
+            <w:pPr>
+              <w:spacing w:after="0"/>
             </w:pPr>
             <w:r>
               <w:rPr>
@@ -10382,16 +10382,16 @@
           <w:tcPr>
             <w:tcW w:type="dxa" w:w="3000"/>
             <w:tcMar>
-              <w:top w:type="dxa" w:w="35"/>
+              <w:top w:type="dxa" w:w="25"/>
               <w:left w:type="dxa" w:w="110"/>
-              <w:bottom w:type="dxa" w:w="45"/>
-              <w:right w:type="dxa" w:w="90"/>
-            </w:tcMar>
-            <w:vAlign w:val="top"/>
-          </w:tcPr>
-          <w:p>
-            <w:pPr>
-              <w:spacing w:after="10"/>
+              <w:bottom w:type="dxa" w:w="30"/>
+              <w:right w:type="dxa" w:w="90"/>
+            </w:tcMar>
+            <w:vAlign w:val="top"/>
+          </w:tcPr>
+          <w:p>
+            <w:pPr>
+              <w:spacing w:after="0"/>
             </w:pPr>
             <w:r>
               <w:rPr>
@@ -10443,16 +10443,16 @@
           <w:tcPr>
             <w:tcW w:type="dxa" w:w="3000"/>
             <w:tcMar>
-              <w:top w:type="dxa" w:w="35"/>
+              <w:top w:type="dxa" w:w="25"/>
               <w:left w:type="dxa" w:w="110"/>
-              <w:bottom w:type="dxa" w:w="45"/>
-              <w:right w:type="dxa" w:w="90"/>
-            </w:tcMar>
-            <w:vAlign w:val="top"/>
-          </w:tcPr>
-          <w:p>
-            <w:pPr>
-              <w:spacing w:after="10"/>
+              <w:bottom w:type="dxa" w:w="30"/>
+              <w:right w:type="dxa" w:w="90"/>
+            </w:tcMar>
+            <w:vAlign w:val="top"/>
+          </w:tcPr>
+          <w:p>
+            <w:pPr>
+              <w:spacing w:after="0"/>
             </w:pPr>
             <w:r>
               <w:rPr>
@@ -10464,13 +10464,59 @@
                 <w:sz w:val="13"/>
                 <w:szCs w:val="13"/>
               </w:rPr>
-              <w:t xml:space="preserve">ENTER</w:t>
-            </w:r>
-          </w:p>
-          <w:p>
-            <w:pPr>
-              <w:spacing w:after="0"/>
-            </w:pPr>
+              <w:t xml:space="preserve">VALUE 3</w:t>
+            </w:r>
+          </w:p>
+          <w:p>
+            <w:pPr>
+              <w:spacing w:after="0"/>
+            </w:pPr>
+            <w:r>
+              <w:rPr>
+                <w:rFonts w:ascii="Arial" w:cs="Arial" w:eastAsia="Arial" w:hAnsi="Arial"/>
+                <w:b/>
+                <w:bCs/>
+                <w:color w:val="1A1A1A"/>
+                <w:sz w:val="19"/>
+                <w:szCs w:val="19"/>
+              </w:rPr>
+              <w:t xml:space="preserve">POW → Table P-2 → Emergency Bus</w:t>
+            </w:r>
+          </w:p>
+        </w:tc>
+      </w:tr>
+      <w:tr>
+        <w:trPr>
+          <w:cantSplit/>
+        </w:trPr>
+        <w:tc>
+          <w:tcPr>
+            <w:tcW w:type="dxa" w:w="9026"/>
+            <w:gridSpan w:val="3"/>
+            <w:tcMar>
+              <w:top w:type="dxa" w:w="20"/>
+              <w:left w:type="dxa" w:w="110"/>
+              <w:bottom w:type="dxa" w:w="25"/>
+              <w:right w:type="dxa" w:w="90"/>
+            </w:tcMar>
+            <w:vAlign w:val="center"/>
+          </w:tcPr>
+          <w:p>
+            <w:pPr>
+              <w:spacing w:after="0"/>
+            </w:pPr>
+            <w:r>
+              <w:rPr>
+                <w:rFonts w:ascii="Arial" w:cs="Arial" w:eastAsia="Arial" w:hAnsi="Arial"/>
+                <w:b/>
+                <w:bCs/>
+                <w:color w:val="6B6B6B"/>
+                <w:spacing w:val="60"/>
+                <w:sz w:val="13"/>
+                <w:szCs w:val="13"/>
+              </w:rPr>
+              <w:t xml:space="preserve">ENTER    </w:t>
+            </w:r>
             <w:r>
               <w:rPr>
                 <w:rFonts w:ascii="Courier New" w:cs="Courier New" w:eastAsia="Courier New" w:hAnsi="Courier New"/>
@@ -10480,7 +10526,7 @@
                 <w:sz w:val="22"/>
                 <w:szCs w:val="22"/>
               </w:rPr>
-              <w:t xml:space="preserve">P-08-[VALUE]-[VALUE 2]</w:t>
+              <w:t xml:space="preserve">P-08-[VALUE]-[VALUE 2]-[VALUE 3]</w:t>
             </w:r>
           </w:p>
         </w:tc>
@@ -10488,7 +10534,7 @@
     </w:tbl>
     <w:p>
       <w:pPr>
-        <w:spacing w:after="40"/>
+        <w:spacing w:after="24"/>
       </w:pPr>
     </w:p>
     <w:tbl>
@@ -10517,9 +10563,9 @@
             <w:tcW w:type="dxa" w:w="3000"/>
             <w:shd w:fill="E9E9E9" w:color="auto" w:val="clear"/>
             <w:tcMar>
-              <w:top w:type="dxa" w:w="30"/>
+              <w:top w:type="dxa" w:w="20"/>
               <w:left w:type="dxa" w:w="110"/>
-              <w:bottom w:type="dxa" w:w="30"/>
+              <w:bottom w:type="dxa" w:w="20"/>
               <w:right w:type="dxa" w:w="90"/>
             </w:tcMar>
             <w:vAlign w:val="center"/>
@@ -10547,9 +10593,9 @@
             <w:gridSpan w:val="2"/>
             <w:shd w:fill="E9E9E9" w:color="auto" w:val="clear"/>
             <w:tcMar>
-              <w:top w:type="dxa" w:w="30"/>
+              <w:top w:type="dxa" w:w="20"/>
               <w:left w:type="dxa" w:w="110"/>
-              <w:bottom w:type="dxa" w:w="30"/>
+              <w:bottom w:type="dxa" w:w="20"/>
               <w:right w:type="dxa" w:w="90"/>
             </w:tcMar>
             <w:vAlign w:val="center"/>
@@ -10580,16 +10626,16 @@
           <w:tcPr>
             <w:tcW w:type="dxa" w:w="3000"/>
             <w:tcMar>
-              <w:top w:type="dxa" w:w="35"/>
+              <w:top w:type="dxa" w:w="25"/>
               <w:left w:type="dxa" w:w="110"/>
-              <w:bottom w:type="dxa" w:w="45"/>
-              <w:right w:type="dxa" w:w="90"/>
-            </w:tcMar>
-            <w:vAlign w:val="top"/>
-          </w:tcPr>
-          <w:p>
-            <w:pPr>
-              <w:spacing w:after="10"/>
+              <w:bottom w:type="dxa" w:w="30"/>
+              <w:right w:type="dxa" w:w="90"/>
+            </w:tcMar>
+            <w:vAlign w:val="top"/>
+          </w:tcPr>
+          <w:p>
+            <w:pPr>
+              <w:spacing w:after="0"/>
             </w:pPr>
             <w:r>
               <w:rPr>
@@ -10625,16 +10671,16 @@
           <w:tcPr>
             <w:tcW w:type="dxa" w:w="3000"/>
             <w:tcMar>
-              <w:top w:type="dxa" w:w="35"/>
+              <w:top w:type="dxa" w:w="25"/>
               <w:left w:type="dxa" w:w="110"/>
-              <w:bottom w:type="dxa" w:w="45"/>
-              <w:right w:type="dxa" w:w="90"/>
-            </w:tcMar>
-            <w:vAlign w:val="top"/>
-          </w:tcPr>
-          <w:p>
-            <w:pPr>
-              <w:spacing w:after="10"/>
+              <w:bottom w:type="dxa" w:w="30"/>
+              <w:right w:type="dxa" w:w="90"/>
+            </w:tcMar>
+            <w:vAlign w:val="top"/>
+          </w:tcPr>
+          <w:p>
+            <w:pPr>
+              <w:spacing w:after="0"/>
             </w:pPr>
             <w:r>
               <w:rPr>
@@ -10670,16 +10716,16 @@
           <w:tcPr>
             <w:tcW w:type="dxa" w:w="3000"/>
             <w:tcMar>
-              <w:top w:type="dxa" w:w="35"/>
+              <w:top w:type="dxa" w:w="25"/>
               <w:left w:type="dxa" w:w="110"/>
-              <w:bottom w:type="dxa" w:w="45"/>
-              <w:right w:type="dxa" w:w="90"/>
-            </w:tcMar>
-            <w:vAlign w:val="top"/>
-          </w:tcPr>
-          <w:p>
-            <w:pPr>
-              <w:spacing w:after="10"/>
+              <w:bottom w:type="dxa" w:w="30"/>
+              <w:right w:type="dxa" w:w="90"/>
+            </w:tcMar>
+            <w:vAlign w:val="top"/>
+          </w:tcPr>
+          <w:p>
+            <w:pPr>
+              <w:spacing w:after="0"/>
             </w:pPr>
             <w:r>
               <w:rPr>
@@ -10720,16 +10766,16 @@
           <w:tcPr>
             <w:tcW w:type="dxa" w:w="3000"/>
             <w:tcMar>
-              <w:top w:type="dxa" w:w="35"/>
+              <w:top w:type="dxa" w:w="25"/>
               <w:left w:type="dxa" w:w="110"/>
-              <w:bottom w:type="dxa" w:w="45"/>
-              <w:right w:type="dxa" w:w="90"/>
-            </w:tcMar>
-            <w:vAlign w:val="top"/>
-          </w:tcPr>
-          <w:p>
-            <w:pPr>
-              <w:spacing w:after="10"/>
+              <w:bottom w:type="dxa" w:w="30"/>
+              <w:right w:type="dxa" w:w="90"/>
+            </w:tcMar>
+            <w:vAlign w:val="top"/>
+          </w:tcPr>
+          <w:p>
+            <w:pPr>
+              <w:spacing w:after="0"/>
             </w:pPr>
             <w:r>
               <w:rPr>
@@ -10765,16 +10811,16 @@
           <w:tcPr>
             <w:tcW w:type="dxa" w:w="3000"/>
             <w:tcMar>
-              <w:top w:type="dxa" w:w="35"/>
+              <w:top w:type="dxa" w:w="25"/>
               <w:left w:type="dxa" w:w="110"/>
-              <w:bottom w:type="dxa" w:w="45"/>
-              <w:right w:type="dxa" w:w="90"/>
-            </w:tcMar>
-            <w:vAlign w:val="top"/>
-          </w:tcPr>
-          <w:p>
-            <w:pPr>
-              <w:spacing w:after="10"/>
+              <w:bottom w:type="dxa" w:w="30"/>
+              <w:right w:type="dxa" w:w="90"/>
+            </w:tcMar>
+            <w:vAlign w:val="top"/>
+          </w:tcPr>
+          <w:p>
+            <w:pPr>
+              <w:spacing w:after="0"/>
             </w:pPr>
             <w:r>
               <w:rPr>
@@ -10810,16 +10856,16 @@
           <w:tcPr>
             <w:tcW w:type="dxa" w:w="3000"/>
             <w:tcMar>
-              <w:top w:type="dxa" w:w="35"/>
+              <w:top w:type="dxa" w:w="25"/>
               <w:left w:type="dxa" w:w="110"/>
-              <w:bottom w:type="dxa" w:w="45"/>
-              <w:right w:type="dxa" w:w="90"/>
-            </w:tcMar>
-            <w:vAlign w:val="top"/>
-          </w:tcPr>
-          <w:p>
-            <w:pPr>
-              <w:spacing w:after="10"/>
+              <w:bottom w:type="dxa" w:w="30"/>
+              <w:right w:type="dxa" w:w="90"/>
+            </w:tcMar>
+            <w:vAlign w:val="top"/>
+          </w:tcPr>
+          <w:p>
+            <w:pPr>
+              <w:spacing w:after="0"/>
             </w:pPr>
             <w:r>
               <w:rPr>
@@ -10831,13 +10877,59 @@
                 <w:sz w:val="13"/>
                 <w:szCs w:val="13"/>
               </w:rPr>
-              <w:t xml:space="preserve">ENTER</w:t>
-            </w:r>
-          </w:p>
-          <w:p>
-            <w:pPr>
-              <w:spacing w:after="0"/>
-            </w:pPr>
+              <w:t xml:space="preserve">VALUE 3</w:t>
+            </w:r>
+          </w:p>
+          <w:p>
+            <w:pPr>
+              <w:spacing w:after="0"/>
+            </w:pPr>
+            <w:r>
+              <w:rPr>
+                <w:rFonts w:ascii="Arial" w:cs="Arial" w:eastAsia="Arial" w:hAnsi="Arial"/>
+                <w:b/>
+                <w:bCs/>
+                <w:color w:val="1A1A1A"/>
+                <w:sz w:val="19"/>
+                <w:szCs w:val="19"/>
+              </w:rPr>
+              <w:t xml:space="preserve">YOUR Appendix C → Deep-Tunnel Pressure Rating</w:t>
+            </w:r>
+          </w:p>
+        </w:tc>
+      </w:tr>
+      <w:tr>
+        <w:trPr>
+          <w:cantSplit/>
+        </w:trPr>
+        <w:tc>
+          <w:tcPr>
+            <w:tcW w:type="dxa" w:w="9026"/>
+            <w:gridSpan w:val="3"/>
+            <w:tcMar>
+              <w:top w:type="dxa" w:w="20"/>
+              <w:left w:type="dxa" w:w="110"/>
+              <w:bottom w:type="dxa" w:w="25"/>
+              <w:right w:type="dxa" w:w="90"/>
+            </w:tcMar>
+            <w:vAlign w:val="center"/>
+          </w:tcPr>
+          <w:p>
+            <w:pPr>
+              <w:spacing w:after="0"/>
+            </w:pPr>
+            <w:r>
+              <w:rPr>
+                <w:rFonts w:ascii="Arial" w:cs="Arial" w:eastAsia="Arial" w:hAnsi="Arial"/>
+                <w:b/>
+                <w:bCs/>
+                <w:color w:val="6B6B6B"/>
+                <w:spacing w:val="60"/>
+                <w:sz w:val="13"/>
+                <w:szCs w:val="13"/>
+              </w:rPr>
+              <w:t xml:space="preserve">ENTER    </w:t>
+            </w:r>
             <w:r>
               <w:rPr>
                 <w:rFonts w:ascii="Courier New" w:cs="Courier New" w:eastAsia="Courier New" w:hAnsi="Courier New"/>
@@ -10847,7 +10939,7 @@
                 <w:sz w:val="22"/>
                 <w:szCs w:val="22"/>
               </w:rPr>
-              <w:t xml:space="preserve">P-09-[VALUE]-[VALUE 2]</w:t>
+              <w:t xml:space="preserve">P-09-[VALUE]-[VALUE 2]-[VALUE 3]</w:t>
             </w:r>
           </w:p>
         </w:tc>
@@ -10855,7 +10947,7 @@
     </w:tbl>
     <w:p>
       <w:pPr>
-        <w:spacing w:after="40"/>
+        <w:spacing w:after="24"/>
       </w:pPr>
     </w:p>
     <w:tbl>
@@ -10884,9 +10976,9 @@
             <w:tcW w:type="dxa" w:w="3000"/>
             <w:shd w:fill="E9E9E9" w:color="auto" w:val="clear"/>
             <w:tcMar>
-              <w:top w:type="dxa" w:w="30"/>
+              <w:top w:type="dxa" w:w="20"/>
               <w:left w:type="dxa" w:w="110"/>
-              <w:bottom w:type="dxa" w:w="30"/>
+              <w:bottom w:type="dxa" w:w="20"/>
               <w:right w:type="dxa" w:w="90"/>
             </w:tcMar>
             <w:vAlign w:val="center"/>
@@ -10914,9 +11006,9 @@
             <w:gridSpan w:val="2"/>
             <w:shd w:fill="E9E9E9" w:color="auto" w:val="clear"/>
             <w:tcMar>
-              <w:top w:type="dxa" w:w="30"/>
+              <w:top w:type="dxa" w:w="20"/>
               <w:left w:type="dxa" w:w="110"/>
-              <w:bottom w:type="dxa" w:w="30"/>
+              <w:bottom w:type="dxa" w:w="20"/>
               <w:right w:type="dxa" w:w="90"/>
             </w:tcMar>
             <w:vAlign w:val="center"/>
@@ -10958,16 +11050,16 @@
           <w:tcPr>
             <w:tcW w:type="dxa" w:w="3000"/>
             <w:tcMar>
-              <w:top w:type="dxa" w:w="35"/>
+              <w:top w:type="dxa" w:w="25"/>
               <w:left w:type="dxa" w:w="110"/>
-              <w:bottom w:type="dxa" w:w="45"/>
-              <w:right w:type="dxa" w:w="90"/>
-            </w:tcMar>
-            <w:vAlign w:val="top"/>
-          </w:tcPr>
-          <w:p>
-            <w:pPr>
-              <w:spacing w:after="10"/>
+              <w:bottom w:type="dxa" w:w="30"/>
+              <w:right w:type="dxa" w:w="90"/>
+            </w:tcMar>
+            <w:vAlign w:val="top"/>
+          </w:tcPr>
+          <w:p>
+            <w:pPr>
+              <w:spacing w:after="0"/>
             </w:pPr>
             <w:r>
               <w:rPr>
@@ -11003,16 +11095,16 @@
           <w:tcPr>
             <w:tcW w:type="dxa" w:w="3000"/>
             <w:tcMar>
-              <w:top w:type="dxa" w:w="35"/>
+              <w:top w:type="dxa" w:w="25"/>
               <w:left w:type="dxa" w:w="110"/>
-              <w:bottom w:type="dxa" w:w="45"/>
-              <w:right w:type="dxa" w:w="90"/>
-            </w:tcMar>
-            <w:vAlign w:val="top"/>
-          </w:tcPr>
-          <w:p>
-            <w:pPr>
-              <w:spacing w:after="10"/>
+              <w:bottom w:type="dxa" w:w="30"/>
+              <w:right w:type="dxa" w:w="90"/>
+            </w:tcMar>
+            <w:vAlign w:val="top"/>
+          </w:tcPr>
+          <w:p>
+            <w:pPr>
+              <w:spacing w:after="0"/>
             </w:pPr>
             <w:r>
               <w:rPr>
@@ -11048,16 +11140,16 @@
           <w:tcPr>
             <w:tcW w:type="dxa" w:w="3000"/>
             <w:tcMar>
-              <w:top w:type="dxa" w:w="35"/>
+              <w:top w:type="dxa" w:w="25"/>
               <w:left w:type="dxa" w:w="110"/>
-              <w:bottom w:type="dxa" w:w="45"/>
-              <w:right w:type="dxa" w:w="90"/>
-            </w:tcMar>
-            <w:vAlign w:val="top"/>
-          </w:tcPr>
-          <w:p>
-            <w:pPr>
-              <w:spacing w:after="10"/>
+              <w:bottom w:type="dxa" w:w="30"/>
+              <w:right w:type="dxa" w:w="90"/>
+            </w:tcMar>
+            <w:vAlign w:val="top"/>
+          </w:tcPr>
+          <w:p>
+            <w:pPr>
+              <w:spacing w:after="0"/>
             </w:pPr>
             <w:r>
               <w:rPr>
@@ -11098,16 +11190,16 @@
           <w:tcPr>
             <w:tcW w:type="dxa" w:w="3000"/>
             <w:tcMar>
-              <w:top w:type="dxa" w:w="35"/>
+              <w:top w:type="dxa" w:w="25"/>
               <w:left w:type="dxa" w:w="110"/>
-              <w:bottom w:type="dxa" w:w="45"/>
-              <w:right w:type="dxa" w:w="90"/>
-            </w:tcMar>
-            <w:vAlign w:val="top"/>
-          </w:tcPr>
-          <w:p>
-            <w:pPr>
-              <w:spacing w:after="10"/>
+              <w:bottom w:type="dxa" w:w="30"/>
+              <w:right w:type="dxa" w:w="90"/>
+            </w:tcMar>
+            <w:vAlign w:val="top"/>
+          </w:tcPr>
+          <w:p>
+            <w:pPr>
+              <w:spacing w:after="0"/>
             </w:pPr>
             <w:r>
               <w:rPr>
@@ -11143,16 +11235,16 @@
           <w:tcPr>
             <w:tcW w:type="dxa" w:w="3000"/>
             <w:tcMar>
-              <w:top w:type="dxa" w:w="35"/>
+              <w:top w:type="dxa" w:w="25"/>
               <w:left w:type="dxa" w:w="110"/>
-              <w:bottom w:type="dxa" w:w="45"/>
-              <w:right w:type="dxa" w:w="90"/>
-            </w:tcMar>
-            <w:vAlign w:val="top"/>
-          </w:tcPr>
-          <w:p>
-            <w:pPr>
-              <w:spacing w:after="10"/>
+              <w:bottom w:type="dxa" w:w="30"/>
+              <w:right w:type="dxa" w:w="90"/>
+            </w:tcMar>
+            <w:vAlign w:val="top"/>
+          </w:tcPr>
+          <w:p>
+            <w:pPr>
+              <w:spacing w:after="0"/>
             </w:pPr>
             <w:r>
               <w:rPr>
@@ -11188,16 +11280,16 @@
           <w:tcPr>
             <w:tcW w:type="dxa" w:w="3000"/>
             <w:tcMar>
-              <w:top w:type="dxa" w:w="35"/>
+              <w:top w:type="dxa" w:w="25"/>
               <w:left w:type="dxa" w:w="110"/>
-              <w:bottom w:type="dxa" w:w="45"/>
-              <w:right w:type="dxa" w:w="90"/>
-            </w:tcMar>
-            <w:vAlign w:val="top"/>
-          </w:tcPr>
-          <w:p>
-            <w:pPr>
-              <w:spacing w:after="10"/>
+              <w:bottom w:type="dxa" w:w="30"/>
+              <w:right w:type="dxa" w:w="90"/>
+            </w:tcMar>
+            <w:vAlign w:val="top"/>
+          </w:tcPr>
+          <w:p>
+            <w:pPr>
+              <w:spacing w:after="0"/>
             </w:pPr>
             <w:r>
               <w:rPr>
@@ -11233,7 +11325,7 @@
     </w:tbl>
     <w:p>
       <w:pPr>
-        <w:spacing w:after="40"/>
+        <w:spacing w:after="24"/>
       </w:pPr>
     </w:p>
     <w:p>

--- a/kit/UNDERCITY_Binder_TRN.docx
+++ b/kit/UNDERCITY_Binder_TRN.docx
@@ -713,7 +713,7 @@
                 <w:sz w:val="20"/>
                 <w:szCs w:val="20"/>
               </w:rPr>
-              <w:t xml:space="preserve">8 👤 workers · Health 100 · upkeep 2 ⚡ Power + 1 💧 Water every round (p.2)</w:t>
+              <w:t xml:space="preserve">5 👤 workers · Health 100 · upkeep 2 ⚡ Power + 1 💧 Water every round (p.2)</w:t>
             </w:r>
           </w:p>
         </w:tc>
@@ -790,7 +790,7 @@
           <w:sz w:val="20"/>
           <w:szCs w:val="20"/>
         </w:rPr>
-        <w:t xml:space="preserve">COUNT the chits and workforce tokens on the table: 3 ⚡ Power Cells · 3 💧 Water Units · 3 🔧 Spare Parts · 1 ⚕ Med Supply, 8 👤.</w:t>
+        <w:t xml:space="preserve">COUNT the chits and workforce tokens on the table: 3 ⚡ Power Cells · 3 💧 Water Units · 3 🔧 Spare Parts · 1 ⚕ Med Supply, 5 👤.</w:t>
       </w:r>
     </w:p>
     <w:p>
@@ -842,7 +842,7 @@
           <w:sz w:val="20"/>
           <w:szCs w:val="20"/>
         </w:rPr>
-        <w:t xml:space="preserve">MATCH the table to the console: INVENTORY and WORKERS 8 / 8. The console is the official count; the chits mirror it.</w:t>
+        <w:t xml:space="preserve">MATCH the table to the console: INVENTORY and WORKERS 5 / 5. The console is the official count; the chits mirror it.</w:t>
       </w:r>
     </w:p>
     <w:p>
